--- a/Object Oriented Programming/Object Oriented Programming Lab (CSL-210)/Task List.docx
+++ b/Object Oriented Programming/Object Oriented Programming Lab (CSL-210)/Task List.docx
@@ -79,7 +79,7 @@
                     <pic:cNvPicPr/>
                   </pic:nvPicPr>
                   <pic:blipFill>
-                    <a:blip r:embed="rId4" cstate="print">
+                    <a:blip r:embed="rId5" cstate="print">
                       <a:extLst>
                         <a:ext uri="{28A0092B-C50C-407E-A947-70E740481C1C}">
                           <a14:useLocalDpi xmlns:a14="http://schemas.microsoft.com/office/drawing/2010/main" val="0"/>
@@ -303,6 +303,7 @@
     <w:p>
       <w:pPr>
         <w:pStyle w:val="NoSpacing"/>
+        <w:spacing w:after="240"/>
         <w:jc w:val="center"/>
         <w:rPr>
           <w:rFonts w:ascii="Britannic Bold" w:hAnsi="Britannic Bold"/>
@@ -506,12 +507,48 @@
                 <w:szCs w:val="26"/>
               </w:rPr>
             </w:pPr>
+            <w:r>
+              <w:rPr>
+                <w:rFonts w:ascii="Times New Roman" w:hAnsi="Times New Roman" w:cs="Times New Roman"/>
+                <w:color w:val="000000" w:themeColor="text1"/>
+                <w:sz w:val="26"/>
+                <w:szCs w:val="26"/>
+              </w:rPr>
+              <w:t>Write a program that prints a mosque,</w:t>
+            </w:r>
+            <w:r>
+              <w:rPr>
+                <w:rFonts w:ascii="Times New Roman" w:hAnsi="Times New Roman" w:cs="Times New Roman"/>
+                <w:color w:val="000000" w:themeColor="text1"/>
+                <w:sz w:val="26"/>
+                <w:szCs w:val="26"/>
+              </w:rPr>
+              <w:t xml:space="preserve"> by using J</w:t>
+            </w:r>
+            <w:r>
+              <w:rPr>
+                <w:rFonts w:ascii="Times New Roman" w:hAnsi="Times New Roman" w:cs="Times New Roman"/>
+                <w:color w:val="000000" w:themeColor="text1"/>
+                <w:sz w:val="26"/>
+                <w:szCs w:val="26"/>
+              </w:rPr>
+              <w:t>AVA</w:t>
+            </w:r>
+            <w:r>
+              <w:rPr>
+                <w:rFonts w:ascii="Times New Roman" w:hAnsi="Times New Roman" w:cs="Times New Roman"/>
+                <w:color w:val="000000" w:themeColor="text1"/>
+                <w:sz w:val="26"/>
+                <w:szCs w:val="26"/>
+              </w:rPr>
+              <w:t>.</w:t>
+            </w:r>
           </w:p>
         </w:tc>
       </w:tr>
       <w:tr>
         <w:trPr>
-          <w:trHeight w:hRule="exact" w:val="360"/>
+          <w:trHeight w:hRule="exact" w:val="1352"/>
         </w:trPr>
         <w:tc>
           <w:tcPr>
@@ -560,6 +597,9 @@
           </w:tcPr>
           <w:p>
             <w:pPr>
+              <w:pStyle w:val="TableParagraph"/>
+              <w:spacing w:before="61"/>
+              <w:jc w:val="both"/>
               <w:rPr>
                 <w:rFonts w:ascii="Times New Roman" w:hAnsi="Times New Roman" w:cs="Times New Roman"/>
                 <w:color w:val="000000" w:themeColor="text1"/>
@@ -567,12 +607,111 @@
                 <w:szCs w:val="26"/>
               </w:rPr>
             </w:pPr>
+            <w:r>
+              <w:rPr>
+                <w:rFonts w:ascii="Times New Roman" w:hAnsi="Times New Roman" w:cs="Times New Roman"/>
+                <w:color w:val="000000" w:themeColor="text1"/>
+                <w:sz w:val="26"/>
+                <w:szCs w:val="26"/>
+              </w:rPr>
+              <w:t>Write a JAVA program, which receives the input of two integer numbers, operation (</w:t>
+            </w:r>
+            <w:r>
+              <w:rPr>
+                <w:rFonts w:ascii="Times New Roman" w:hAnsi="Times New Roman" w:cs="Times New Roman"/>
+                <w:color w:val="000000" w:themeColor="text1"/>
+                <w:sz w:val="26"/>
+                <w:szCs w:val="26"/>
+              </w:rPr>
+              <w:t>+, -, *</w:t>
+            </w:r>
+            <w:r>
+              <w:rPr>
+                <w:rFonts w:ascii="Times New Roman" w:hAnsi="Times New Roman" w:cs="Times New Roman"/>
+                <w:color w:val="000000" w:themeColor="text1"/>
+                <w:sz w:val="26"/>
+                <w:szCs w:val="26"/>
+              </w:rPr>
+              <w:t>,</w:t>
+            </w:r>
+            <w:r>
+              <w:rPr>
+                <w:rFonts w:ascii="Times New Roman" w:hAnsi="Times New Roman" w:cs="Times New Roman"/>
+                <w:color w:val="000000" w:themeColor="text1"/>
+                <w:sz w:val="26"/>
+                <w:szCs w:val="26"/>
+              </w:rPr>
+              <w:t xml:space="preserve"> </w:t>
+            </w:r>
+            <w:r>
+              <w:rPr>
+                <w:rFonts w:ascii="Times New Roman" w:hAnsi="Times New Roman" w:cs="Times New Roman"/>
+                <w:color w:val="000000" w:themeColor="text1"/>
+                <w:sz w:val="26"/>
+                <w:szCs w:val="26"/>
+              </w:rPr>
+              <w:t>/,</w:t>
+            </w:r>
+            <w:r>
+              <w:rPr>
+                <w:rFonts w:ascii="Times New Roman" w:hAnsi="Times New Roman" w:cs="Times New Roman"/>
+                <w:color w:val="000000" w:themeColor="text1"/>
+                <w:sz w:val="26"/>
+                <w:szCs w:val="26"/>
+              </w:rPr>
+              <w:t xml:space="preserve"> </w:t>
+            </w:r>
+            <w:r>
+              <w:rPr>
+                <w:rFonts w:ascii="Times New Roman" w:hAnsi="Times New Roman" w:cs="Times New Roman"/>
+                <w:color w:val="000000" w:themeColor="text1"/>
+                <w:sz w:val="26"/>
+                <w:szCs w:val="26"/>
+              </w:rPr>
+              <w:t>%, power, square-</w:t>
+            </w:r>
+            <w:r>
+              <w:rPr>
+                <w:rFonts w:ascii="Times New Roman" w:hAnsi="Times New Roman" w:cs="Times New Roman"/>
+                <w:color w:val="000000" w:themeColor="text1"/>
+                <w:sz w:val="26"/>
+                <w:szCs w:val="26"/>
+              </w:rPr>
+              <w:t>root,</w:t>
+            </w:r>
+            <w:r>
+              <w:rPr>
+                <w:rFonts w:ascii="Times New Roman" w:hAnsi="Times New Roman" w:cs="Times New Roman"/>
+                <w:color w:val="000000" w:themeColor="text1"/>
+                <w:sz w:val="26"/>
+                <w:szCs w:val="26"/>
+              </w:rPr>
+              <w:t xml:space="preserve"> and factorial) and compute </w:t>
+            </w:r>
+            <w:r>
+              <w:rPr>
+                <w:rFonts w:ascii="Times New Roman" w:hAnsi="Times New Roman" w:cs="Times New Roman"/>
+                <w:color w:val="000000" w:themeColor="text1"/>
+                <w:sz w:val="26"/>
+                <w:szCs w:val="26"/>
+              </w:rPr>
+              <w:t>arithmetic</w:t>
+            </w:r>
+            <w:r>
+              <w:rPr>
+                <w:rFonts w:ascii="Times New Roman" w:hAnsi="Times New Roman" w:cs="Times New Roman"/>
+                <w:color w:val="000000" w:themeColor="text1"/>
+                <w:sz w:val="26"/>
+                <w:szCs w:val="26"/>
+              </w:rPr>
+              <w:t xml:space="preserve"> operations. Generate a menu for operations and ask user after every operation if they want to do another.</w:t>
+            </w:r>
           </w:p>
         </w:tc>
       </w:tr>
       <w:tr>
         <w:trPr>
-          <w:trHeight w:hRule="exact" w:val="360"/>
+          <w:trHeight w:hRule="exact" w:val="992"/>
         </w:trPr>
         <w:tc>
           <w:tcPr>
@@ -620,6 +759,116 @@
           </w:tcPr>
           <w:p>
             <w:pPr>
+              <w:pStyle w:val="TableParagraph"/>
+              <w:rPr>
+                <w:rFonts w:ascii="Times New Roman" w:hAnsi="Times New Roman" w:cs="Times New Roman"/>
+                <w:color w:val="000000" w:themeColor="text1"/>
+                <w:sz w:val="26"/>
+                <w:szCs w:val="26"/>
+              </w:rPr>
+            </w:pPr>
+            <w:r>
+              <w:rPr>
+                <w:rFonts w:ascii="Times New Roman" w:hAnsi="Times New Roman" w:cs="Times New Roman"/>
+                <w:color w:val="000000" w:themeColor="text1"/>
+                <w:sz w:val="26"/>
+                <w:szCs w:val="26"/>
+              </w:rPr>
+              <w:t>Make a program in JAVA</w:t>
+            </w:r>
+            <w:r>
+              <w:rPr>
+                <w:rFonts w:ascii="Times New Roman" w:hAnsi="Times New Roman" w:cs="Times New Roman"/>
+                <w:color w:val="000000" w:themeColor="text1"/>
+                <w:sz w:val="26"/>
+                <w:szCs w:val="26"/>
+              </w:rPr>
+              <w:t xml:space="preserve"> </w:t>
+            </w:r>
+            <w:r>
+              <w:rPr>
+                <w:rFonts w:ascii="Times New Roman" w:hAnsi="Times New Roman" w:cs="Times New Roman"/>
+                <w:color w:val="000000" w:themeColor="text1"/>
+                <w:sz w:val="26"/>
+                <w:szCs w:val="26"/>
+              </w:rPr>
+              <w:t>which take</w:t>
+            </w:r>
+            <w:r>
+              <w:rPr>
+                <w:rFonts w:ascii="Times New Roman" w:hAnsi="Times New Roman" w:cs="Times New Roman"/>
+                <w:color w:val="000000" w:themeColor="text1"/>
+                <w:sz w:val="26"/>
+                <w:szCs w:val="26"/>
+              </w:rPr>
+              <w:t>s</w:t>
+            </w:r>
+            <w:r>
+              <w:rPr>
+                <w:rFonts w:ascii="Times New Roman" w:hAnsi="Times New Roman" w:cs="Times New Roman"/>
+                <w:color w:val="000000" w:themeColor="text1"/>
+                <w:sz w:val="26"/>
+                <w:szCs w:val="26"/>
+              </w:rPr>
+              <w:t xml:space="preserve"> </w:t>
+            </w:r>
+            <w:r>
+              <w:rPr>
+                <w:rFonts w:ascii="Times New Roman" w:hAnsi="Times New Roman" w:cs="Times New Roman"/>
+                <w:color w:val="000000" w:themeColor="text1"/>
+                <w:sz w:val="26"/>
+                <w:szCs w:val="26"/>
+              </w:rPr>
+              <w:t xml:space="preserve">number </w:t>
+            </w:r>
+            <w:r>
+              <w:rPr>
+                <w:rFonts w:ascii="Times New Roman" w:hAnsi="Times New Roman" w:cs="Times New Roman"/>
+                <w:color w:val="000000" w:themeColor="text1"/>
+                <w:sz w:val="26"/>
+                <w:szCs w:val="26"/>
+              </w:rPr>
+              <w:t xml:space="preserve">of items, price of items and name of items as input from the user and give the discount according to </w:t>
+            </w:r>
+            <w:r>
+              <w:rPr>
+                <w:rFonts w:ascii="Times New Roman" w:hAnsi="Times New Roman" w:cs="Times New Roman"/>
+                <w:color w:val="000000" w:themeColor="text1"/>
+                <w:sz w:val="26"/>
+                <w:szCs w:val="26"/>
+              </w:rPr>
+              <w:t xml:space="preserve">some </w:t>
+            </w:r>
+            <w:r>
+              <w:rPr>
+                <w:rFonts w:ascii="Times New Roman" w:hAnsi="Times New Roman" w:cs="Times New Roman"/>
+                <w:color w:val="000000" w:themeColor="text1"/>
+                <w:sz w:val="26"/>
+                <w:szCs w:val="26"/>
+              </w:rPr>
+              <w:t>given</w:t>
+            </w:r>
+            <w:r>
+              <w:rPr>
+                <w:rFonts w:ascii="Times New Roman" w:hAnsi="Times New Roman" w:cs="Times New Roman"/>
+                <w:color w:val="000000" w:themeColor="text1"/>
+                <w:sz w:val="26"/>
+                <w:szCs w:val="26"/>
+              </w:rPr>
+              <w:t xml:space="preserve"> conditions</w:t>
+            </w:r>
+            <w:r>
+              <w:rPr>
+                <w:rFonts w:ascii="Times New Roman" w:hAnsi="Times New Roman" w:cs="Times New Roman"/>
+                <w:color w:val="000000" w:themeColor="text1"/>
+                <w:sz w:val="26"/>
+                <w:szCs w:val="26"/>
+              </w:rPr>
+              <w:t>.</w:t>
+            </w:r>
+          </w:p>
+          <w:p>
+            <w:pPr>
               <w:rPr>
                 <w:rFonts w:ascii="Times New Roman" w:hAnsi="Times New Roman" w:cs="Times New Roman"/>
                 <w:color w:val="000000" w:themeColor="text1"/>
@@ -632,7 +881,7 @@
       </w:tr>
       <w:tr>
         <w:trPr>
-          <w:trHeight w:hRule="exact" w:val="360"/>
+          <w:trHeight w:hRule="exact" w:val="632"/>
         </w:trPr>
         <w:tc>
           <w:tcPr>
@@ -680,9 +929,11 @@
           </w:tcPr>
           <w:p>
             <w:pPr>
+              <w:pStyle w:val="TableParagraph"/>
               <w:tabs>
-                <w:tab w:val="num" w:pos="720"/>
+                <w:tab w:val="left" w:pos="1253"/>
               </w:tabs>
+              <w:ind w:right="90"/>
               <w:rPr>
                 <w:rFonts w:ascii="Times New Roman" w:hAnsi="Times New Roman" w:cs="Times New Roman"/>
                 <w:color w:val="000000" w:themeColor="text1"/>
@@ -690,333 +941,223 @@
                 <w:szCs w:val="26"/>
               </w:rPr>
             </w:pPr>
-          </w:p>
-        </w:tc>
-      </w:tr>
-      <w:tr>
-        <w:trPr>
-          <w:trHeight w:hRule="exact" w:val="360"/>
-        </w:trPr>
-        <w:tc>
-          <w:tcPr>
-            <w:tcW w:w="659" w:type="pct"/>
-            <w:tcBorders>
-              <w:top w:val="single" w:sz="8" w:space="0" w:color="000000" w:themeColor="text1"/>
-              <w:left w:val="single" w:sz="8" w:space="0" w:color="000000" w:themeColor="text1"/>
-              <w:bottom w:val="single" w:sz="8" w:space="0" w:color="000000" w:themeColor="text1"/>
-              <w:right w:val="single" w:sz="8" w:space="0" w:color="000000" w:themeColor="text1"/>
-            </w:tcBorders>
-            <w:shd w:val="clear" w:color="auto" w:fill="FFFFFF" w:themeFill="background1"/>
-            <w:noWrap/>
-          </w:tcPr>
-          <w:p>
-            <w:pPr>
-              <w:jc w:val="center"/>
-              <w:rPr>
-                <w:rFonts w:ascii="Times New Roman" w:hAnsi="Times New Roman" w:cs="Times New Roman"/>
-                <w:color w:val="000000" w:themeColor="text1"/>
-                <w:sz w:val="26"/>
-                <w:szCs w:val="26"/>
-              </w:rPr>
-            </w:pPr>
-            <w:r>
-              <w:rPr>
-                <w:rFonts w:ascii="Times New Roman" w:hAnsi="Times New Roman" w:cs="Times New Roman"/>
-                <w:color w:val="000000" w:themeColor="text1"/>
-                <w:sz w:val="26"/>
-                <w:szCs w:val="26"/>
-              </w:rPr>
-              <w:t>05</w:t>
-            </w:r>
-          </w:p>
-        </w:tc>
-        <w:tc>
-          <w:tcPr>
-            <w:tcW w:w="4341" w:type="pct"/>
-            <w:tcBorders>
-              <w:top w:val="single" w:sz="8" w:space="0" w:color="000000" w:themeColor="text1"/>
-              <w:left w:val="single" w:sz="8" w:space="0" w:color="000000" w:themeColor="text1"/>
-              <w:bottom w:val="single" w:sz="8" w:space="0" w:color="000000" w:themeColor="text1"/>
-              <w:right w:val="single" w:sz="8" w:space="0" w:color="000000" w:themeColor="text1"/>
-            </w:tcBorders>
-            <w:shd w:val="clear" w:color="auto" w:fill="FFFFFF" w:themeFill="background1"/>
-          </w:tcPr>
-          <w:p>
-            <w:pPr>
-              <w:pStyle w:val="DecimalAligned"/>
-              <w:rPr>
-                <w:rFonts w:ascii="Times New Roman" w:hAnsi="Times New Roman" w:cs="Times New Roman"/>
-                <w:color w:val="000000" w:themeColor="text1"/>
-                <w:sz w:val="26"/>
-                <w:szCs w:val="26"/>
-              </w:rPr>
-            </w:pPr>
-          </w:p>
-        </w:tc>
-      </w:tr>
-      <w:tr>
-        <w:trPr>
-          <w:trHeight w:hRule="exact" w:val="380"/>
-        </w:trPr>
-        <w:tc>
-          <w:tcPr>
-            <w:tcW w:w="659" w:type="pct"/>
-            <w:tcBorders>
-              <w:top w:val="single" w:sz="8" w:space="0" w:color="000000" w:themeColor="text1"/>
-              <w:left w:val="single" w:sz="8" w:space="0" w:color="000000" w:themeColor="text1"/>
-              <w:bottom w:val="single" w:sz="8" w:space="0" w:color="000000" w:themeColor="text1"/>
-              <w:right w:val="single" w:sz="8" w:space="0" w:color="000000" w:themeColor="text1"/>
-            </w:tcBorders>
-            <w:shd w:val="clear" w:color="auto" w:fill="FFFFFF" w:themeFill="background1"/>
-            <w:noWrap/>
-          </w:tcPr>
-          <w:p>
-            <w:pPr>
-              <w:jc w:val="center"/>
-              <w:rPr>
-                <w:rFonts w:ascii="Times New Roman" w:hAnsi="Times New Roman" w:cs="Times New Roman"/>
-                <w:color w:val="000000" w:themeColor="text1"/>
-                <w:sz w:val="26"/>
-                <w:szCs w:val="26"/>
-              </w:rPr>
-            </w:pPr>
-            <w:r>
-              <w:rPr>
-                <w:rFonts w:ascii="Times New Roman" w:hAnsi="Times New Roman" w:cs="Times New Roman"/>
-                <w:color w:val="000000" w:themeColor="text1"/>
-                <w:sz w:val="26"/>
-                <w:szCs w:val="26"/>
-              </w:rPr>
-              <w:t>06</w:t>
-            </w:r>
-          </w:p>
-        </w:tc>
-        <w:tc>
-          <w:tcPr>
-            <w:tcW w:w="4341" w:type="pct"/>
-            <w:tcBorders>
-              <w:top w:val="single" w:sz="8" w:space="0" w:color="000000" w:themeColor="text1"/>
-              <w:left w:val="single" w:sz="8" w:space="0" w:color="000000" w:themeColor="text1"/>
-              <w:bottom w:val="single" w:sz="8" w:space="0" w:color="000000" w:themeColor="text1"/>
-              <w:right w:val="single" w:sz="8" w:space="0" w:color="000000" w:themeColor="text1"/>
-            </w:tcBorders>
-            <w:shd w:val="clear" w:color="auto" w:fill="FFFFFF" w:themeFill="background1"/>
-          </w:tcPr>
-          <w:p>
-            <w:pPr>
-              <w:pStyle w:val="DecimalAligned"/>
-              <w:jc w:val="center"/>
-              <w:rPr>
-                <w:rFonts w:ascii="Times New Roman" w:hAnsi="Times New Roman" w:cs="Times New Roman"/>
-                <w:color w:val="000000" w:themeColor="text1"/>
-                <w:sz w:val="26"/>
-                <w:szCs w:val="26"/>
-              </w:rPr>
-            </w:pPr>
-          </w:p>
-        </w:tc>
-      </w:tr>
-      <w:tr>
-        <w:trPr>
-          <w:trHeight w:hRule="exact" w:val="360"/>
-        </w:trPr>
-        <w:tc>
-          <w:tcPr>
-            <w:tcW w:w="659" w:type="pct"/>
-            <w:tcBorders>
-              <w:top w:val="single" w:sz="8" w:space="0" w:color="000000" w:themeColor="text1"/>
-              <w:left w:val="single" w:sz="8" w:space="0" w:color="000000" w:themeColor="text1"/>
-              <w:bottom w:val="single" w:sz="8" w:space="0" w:color="000000" w:themeColor="text1"/>
-              <w:right w:val="single" w:sz="8" w:space="0" w:color="000000" w:themeColor="text1"/>
-            </w:tcBorders>
-            <w:shd w:val="clear" w:color="auto" w:fill="FFFFFF" w:themeFill="background1"/>
-            <w:noWrap/>
-          </w:tcPr>
-          <w:p>
-            <w:pPr>
-              <w:jc w:val="center"/>
-              <w:rPr>
-                <w:rFonts w:ascii="Times New Roman" w:hAnsi="Times New Roman" w:cs="Times New Roman"/>
-                <w:color w:val="000000" w:themeColor="text1"/>
-                <w:sz w:val="24"/>
-                <w:szCs w:val="24"/>
-              </w:rPr>
-            </w:pPr>
-          </w:p>
-        </w:tc>
-        <w:tc>
-          <w:tcPr>
-            <w:tcW w:w="4341" w:type="pct"/>
-            <w:tcBorders>
-              <w:top w:val="single" w:sz="8" w:space="0" w:color="000000" w:themeColor="text1"/>
-              <w:left w:val="single" w:sz="8" w:space="0" w:color="000000" w:themeColor="text1"/>
-              <w:bottom w:val="single" w:sz="8" w:space="0" w:color="000000" w:themeColor="text1"/>
-              <w:right w:val="single" w:sz="8" w:space="0" w:color="000000" w:themeColor="text1"/>
-            </w:tcBorders>
-            <w:shd w:val="clear" w:color="auto" w:fill="FFFFFF" w:themeFill="background1"/>
-          </w:tcPr>
-          <w:p>
-            <w:pPr>
-              <w:pStyle w:val="DecimalAligned"/>
-              <w:jc w:val="center"/>
-              <w:rPr>
-                <w:rFonts w:ascii="Times New Roman" w:hAnsi="Times New Roman" w:cs="Times New Roman"/>
-                <w:color w:val="000000" w:themeColor="text1"/>
-              </w:rPr>
-            </w:pPr>
-          </w:p>
-        </w:tc>
-      </w:tr>
-      <w:tr>
-        <w:trPr>
-          <w:trHeight w:hRule="exact" w:val="360"/>
-        </w:trPr>
-        <w:tc>
-          <w:tcPr>
-            <w:tcW w:w="659" w:type="pct"/>
-            <w:tcBorders>
-              <w:top w:val="single" w:sz="8" w:space="0" w:color="000000" w:themeColor="text1"/>
-              <w:left w:val="single" w:sz="8" w:space="0" w:color="000000" w:themeColor="text1"/>
-              <w:bottom w:val="single" w:sz="8" w:space="0" w:color="000000" w:themeColor="text1"/>
-              <w:right w:val="single" w:sz="8" w:space="0" w:color="000000" w:themeColor="text1"/>
-            </w:tcBorders>
-            <w:shd w:val="clear" w:color="auto" w:fill="FFFFFF" w:themeFill="background1"/>
-            <w:noWrap/>
-          </w:tcPr>
-          <w:p>
-            <w:pPr>
-              <w:jc w:val="center"/>
-              <w:rPr>
-                <w:rFonts w:ascii="Times New Roman" w:hAnsi="Times New Roman" w:cs="Times New Roman"/>
-                <w:color w:val="000000" w:themeColor="text1"/>
-                <w:sz w:val="24"/>
-                <w:szCs w:val="24"/>
-              </w:rPr>
-            </w:pPr>
-          </w:p>
-        </w:tc>
-        <w:tc>
-          <w:tcPr>
-            <w:tcW w:w="4341" w:type="pct"/>
-            <w:tcBorders>
-              <w:top w:val="single" w:sz="8" w:space="0" w:color="000000" w:themeColor="text1"/>
-              <w:left w:val="single" w:sz="8" w:space="0" w:color="000000" w:themeColor="text1"/>
-              <w:bottom w:val="single" w:sz="8" w:space="0" w:color="000000" w:themeColor="text1"/>
-              <w:right w:val="single" w:sz="8" w:space="0" w:color="000000" w:themeColor="text1"/>
-            </w:tcBorders>
-            <w:shd w:val="clear" w:color="auto" w:fill="FFFFFF" w:themeFill="background1"/>
-          </w:tcPr>
-          <w:p>
-            <w:pPr>
-              <w:pStyle w:val="DecimalAligned"/>
-              <w:jc w:val="center"/>
-              <w:rPr>
-                <w:rFonts w:ascii="Times New Roman" w:hAnsi="Times New Roman" w:cs="Times New Roman"/>
-                <w:color w:val="000000" w:themeColor="text1"/>
-              </w:rPr>
-            </w:pPr>
-          </w:p>
-        </w:tc>
-      </w:tr>
-      <w:tr>
-        <w:trPr>
-          <w:trHeight w:hRule="exact" w:val="360"/>
-        </w:trPr>
-        <w:tc>
-          <w:tcPr>
-            <w:tcW w:w="659" w:type="pct"/>
-            <w:tcBorders>
-              <w:top w:val="single" w:sz="8" w:space="0" w:color="000000" w:themeColor="text1"/>
-              <w:left w:val="single" w:sz="8" w:space="0" w:color="000000" w:themeColor="text1"/>
-              <w:bottom w:val="single" w:sz="8" w:space="0" w:color="000000" w:themeColor="text1"/>
-              <w:right w:val="single" w:sz="8" w:space="0" w:color="000000" w:themeColor="text1"/>
-            </w:tcBorders>
-            <w:shd w:val="clear" w:color="auto" w:fill="FFFFFF" w:themeFill="background1"/>
-            <w:noWrap/>
-          </w:tcPr>
-          <w:p>
-            <w:pPr>
-              <w:jc w:val="center"/>
-              <w:rPr>
-                <w:rFonts w:ascii="Times New Roman" w:hAnsi="Times New Roman" w:cs="Times New Roman"/>
-                <w:color w:val="000000" w:themeColor="text1"/>
-                <w:sz w:val="24"/>
-                <w:szCs w:val="24"/>
-              </w:rPr>
-            </w:pPr>
-          </w:p>
-        </w:tc>
-        <w:tc>
-          <w:tcPr>
-            <w:tcW w:w="4341" w:type="pct"/>
-            <w:tcBorders>
-              <w:top w:val="single" w:sz="8" w:space="0" w:color="000000" w:themeColor="text1"/>
-              <w:left w:val="single" w:sz="8" w:space="0" w:color="000000" w:themeColor="text1"/>
-              <w:bottom w:val="single" w:sz="8" w:space="0" w:color="000000" w:themeColor="text1"/>
-              <w:right w:val="single" w:sz="8" w:space="0" w:color="000000" w:themeColor="text1"/>
-            </w:tcBorders>
-            <w:shd w:val="clear" w:color="auto" w:fill="FFFFFF" w:themeFill="background1"/>
-          </w:tcPr>
-          <w:p>
-            <w:pPr>
-              <w:pStyle w:val="DecimalAligned"/>
-              <w:jc w:val="center"/>
-              <w:rPr>
-                <w:rFonts w:ascii="Times New Roman" w:hAnsi="Times New Roman" w:cs="Times New Roman"/>
-                <w:color w:val="000000" w:themeColor="text1"/>
-              </w:rPr>
-            </w:pPr>
-          </w:p>
-        </w:tc>
-      </w:tr>
-      <w:tr>
-        <w:trPr>
-          <w:trHeight w:hRule="exact" w:val="360"/>
-        </w:trPr>
-        <w:tc>
-          <w:tcPr>
-            <w:tcW w:w="659" w:type="pct"/>
-            <w:tcBorders>
-              <w:top w:val="single" w:sz="8" w:space="0" w:color="000000" w:themeColor="text1"/>
-              <w:left w:val="single" w:sz="8" w:space="0" w:color="000000" w:themeColor="text1"/>
-              <w:bottom w:val="single" w:sz="8" w:space="0" w:color="000000" w:themeColor="text1"/>
-              <w:right w:val="single" w:sz="8" w:space="0" w:color="000000" w:themeColor="text1"/>
-            </w:tcBorders>
-            <w:shd w:val="clear" w:color="auto" w:fill="FFFFFF" w:themeFill="background1"/>
-            <w:noWrap/>
-          </w:tcPr>
-          <w:p>
-            <w:pPr>
-              <w:jc w:val="center"/>
-              <w:rPr>
-                <w:rFonts w:ascii="Times New Roman" w:hAnsi="Times New Roman" w:cs="Times New Roman"/>
-                <w:color w:val="000000" w:themeColor="text1"/>
-                <w:sz w:val="24"/>
-                <w:szCs w:val="24"/>
-              </w:rPr>
-            </w:pPr>
-          </w:p>
-        </w:tc>
-        <w:tc>
-          <w:tcPr>
-            <w:tcW w:w="4341" w:type="pct"/>
-            <w:tcBorders>
-              <w:top w:val="single" w:sz="8" w:space="0" w:color="000000" w:themeColor="text1"/>
-              <w:left w:val="single" w:sz="8" w:space="0" w:color="000000" w:themeColor="text1"/>
-              <w:bottom w:val="single" w:sz="8" w:space="0" w:color="000000" w:themeColor="text1"/>
-              <w:right w:val="single" w:sz="8" w:space="0" w:color="000000" w:themeColor="text1"/>
-            </w:tcBorders>
-            <w:shd w:val="clear" w:color="auto" w:fill="FFFFFF" w:themeFill="background1"/>
-          </w:tcPr>
-          <w:p>
-            <w:pPr>
-              <w:pStyle w:val="DecimalAligned"/>
-              <w:jc w:val="center"/>
-              <w:rPr>
-                <w:rFonts w:ascii="Times New Roman" w:hAnsi="Times New Roman" w:cs="Times New Roman"/>
-                <w:color w:val="000000" w:themeColor="text1"/>
-              </w:rPr>
-            </w:pPr>
+            <w:r>
+              <w:rPr>
+                <w:rFonts w:ascii="Times New Roman" w:hAnsi="Times New Roman" w:cs="Times New Roman"/>
+                <w:color w:val="000000" w:themeColor="text1"/>
+                <w:sz w:val="26"/>
+                <w:szCs w:val="26"/>
+              </w:rPr>
+              <w:t xml:space="preserve">Write a JAVA program which will implement </w:t>
+            </w:r>
+            <w:r>
+              <w:rPr>
+                <w:rFonts w:ascii="Times New Roman" w:hAnsi="Times New Roman" w:cs="Times New Roman"/>
+                <w:color w:val="000000" w:themeColor="text1"/>
+                <w:sz w:val="26"/>
+                <w:szCs w:val="26"/>
+              </w:rPr>
+              <w:t xml:space="preserve">some </w:t>
+            </w:r>
+            <w:r>
+              <w:rPr>
+                <w:rFonts w:ascii="Times New Roman" w:hAnsi="Times New Roman" w:cs="Times New Roman"/>
+                <w:color w:val="000000" w:themeColor="text1"/>
+                <w:sz w:val="26"/>
+                <w:szCs w:val="26"/>
+              </w:rPr>
+              <w:t>formulae</w:t>
+            </w:r>
+            <w:r>
+              <w:rPr>
+                <w:rFonts w:ascii="Times New Roman" w:hAnsi="Times New Roman" w:cs="Times New Roman"/>
+                <w:color w:val="000000" w:themeColor="text1"/>
+                <w:sz w:val="26"/>
+                <w:szCs w:val="26"/>
+              </w:rPr>
+              <w:t xml:space="preserve"> (</w:t>
+            </w:r>
+            <w:r>
+              <w:rPr>
+                <w:rFonts w:ascii="Times New Roman" w:hAnsi="Times New Roman" w:cs="Times New Roman"/>
+                <w:color w:val="000000" w:themeColor="text1"/>
+                <w:sz w:val="26"/>
+                <w:szCs w:val="26"/>
+              </w:rPr>
+              <w:t>P</w:t>
+            </w:r>
+            <w:r>
+              <w:rPr>
+                <w:rFonts w:ascii="Times New Roman" w:hAnsi="Times New Roman" w:cs="Times New Roman"/>
+                <w:color w:val="000000" w:themeColor="text1"/>
+                <w:sz w:val="26"/>
+                <w:szCs w:val="26"/>
+              </w:rPr>
+              <w:t>ressure in psi</w:t>
+            </w:r>
+            <w:r>
+              <w:rPr>
+                <w:rFonts w:ascii="Times New Roman" w:hAnsi="Times New Roman" w:cs="Times New Roman"/>
+                <w:color w:val="000000" w:themeColor="text1"/>
+                <w:sz w:val="26"/>
+                <w:szCs w:val="26"/>
+              </w:rPr>
+              <w:t>,</w:t>
+            </w:r>
+            <w:r>
+              <w:rPr>
+                <w:rFonts w:ascii="Times New Roman" w:hAnsi="Times New Roman" w:cs="Times New Roman"/>
+                <w:color w:val="000000" w:themeColor="text1"/>
+                <w:sz w:val="26"/>
+                <w:szCs w:val="26"/>
+              </w:rPr>
+              <w:t xml:space="preserve"> </w:t>
+            </w:r>
+            <w:r>
+              <w:rPr>
+                <w:rFonts w:ascii="Times New Roman" w:hAnsi="Times New Roman" w:cs="Times New Roman"/>
+                <w:color w:val="000000" w:themeColor="text1"/>
+                <w:sz w:val="26"/>
+                <w:szCs w:val="26"/>
+              </w:rPr>
+              <w:t>Pulley</w:t>
+            </w:r>
+            <w:r>
+              <w:rPr>
+                <w:rFonts w:ascii="Times New Roman" w:hAnsi="Times New Roman" w:cs="Times New Roman"/>
+                <w:color w:val="000000" w:themeColor="text1"/>
+                <w:spacing w:val="-1"/>
+                <w:sz w:val="26"/>
+                <w:szCs w:val="26"/>
+              </w:rPr>
+              <w:t xml:space="preserve"> </w:t>
+            </w:r>
+            <w:r>
+              <w:rPr>
+                <w:rFonts w:ascii="Times New Roman" w:hAnsi="Times New Roman" w:cs="Times New Roman"/>
+                <w:color w:val="000000" w:themeColor="text1"/>
+                <w:sz w:val="26"/>
+                <w:szCs w:val="26"/>
+              </w:rPr>
+              <w:t>formulas</w:t>
+            </w:r>
+            <w:r>
+              <w:rPr>
+                <w:rFonts w:ascii="Times New Roman" w:hAnsi="Times New Roman" w:cs="Times New Roman"/>
+                <w:color w:val="000000" w:themeColor="text1"/>
+                <w:sz w:val="26"/>
+                <w:szCs w:val="26"/>
+              </w:rPr>
+              <w:t xml:space="preserve">, </w:t>
+            </w:r>
+            <w:r>
+              <w:rPr>
+                <w:rFonts w:ascii="Times New Roman" w:hAnsi="Times New Roman" w:cs="Times New Roman"/>
+                <w:color w:val="000000" w:themeColor="text1"/>
+                <w:sz w:val="26"/>
+                <w:szCs w:val="26"/>
+              </w:rPr>
+              <w:t>B</w:t>
+            </w:r>
+            <w:r>
+              <w:rPr>
+                <w:rFonts w:ascii="Times New Roman" w:hAnsi="Times New Roman" w:cs="Times New Roman"/>
+                <w:color w:val="000000" w:themeColor="text1"/>
+                <w:sz w:val="26"/>
+                <w:szCs w:val="26"/>
+              </w:rPr>
+              <w:t xml:space="preserve">ody </w:t>
+            </w:r>
+            <w:r>
+              <w:rPr>
+                <w:rFonts w:ascii="Times New Roman" w:hAnsi="Times New Roman" w:cs="Times New Roman"/>
+                <w:color w:val="000000" w:themeColor="text1"/>
+                <w:sz w:val="26"/>
+                <w:szCs w:val="26"/>
+              </w:rPr>
+              <w:t>M</w:t>
+            </w:r>
+            <w:r>
+              <w:rPr>
+                <w:rFonts w:ascii="Times New Roman" w:hAnsi="Times New Roman" w:cs="Times New Roman"/>
+                <w:color w:val="000000" w:themeColor="text1"/>
+                <w:sz w:val="26"/>
+                <w:szCs w:val="26"/>
+              </w:rPr>
+              <w:t xml:space="preserve">ass </w:t>
+            </w:r>
+            <w:r>
+              <w:rPr>
+                <w:rFonts w:ascii="Times New Roman" w:hAnsi="Times New Roman" w:cs="Times New Roman"/>
+                <w:color w:val="000000" w:themeColor="text1"/>
+                <w:sz w:val="26"/>
+                <w:szCs w:val="26"/>
+              </w:rPr>
+              <w:t>I</w:t>
+            </w:r>
+            <w:r>
+              <w:rPr>
+                <w:rFonts w:ascii="Times New Roman" w:hAnsi="Times New Roman" w:cs="Times New Roman"/>
+                <w:color w:val="000000" w:themeColor="text1"/>
+                <w:sz w:val="26"/>
+                <w:szCs w:val="26"/>
+              </w:rPr>
+              <w:t>ndex</w:t>
+            </w:r>
+            <w:r>
+              <w:rPr>
+                <w:rFonts w:ascii="Times New Roman" w:hAnsi="Times New Roman" w:cs="Times New Roman"/>
+                <w:color w:val="000000" w:themeColor="text1"/>
+                <w:sz w:val="26"/>
+                <w:szCs w:val="26"/>
+              </w:rPr>
+              <w:t>)</w:t>
+            </w:r>
+            <w:r>
+              <w:rPr>
+                <w:rFonts w:ascii="Times New Roman" w:hAnsi="Times New Roman" w:cs="Times New Roman"/>
+                <w:color w:val="000000" w:themeColor="text1"/>
+                <w:sz w:val="26"/>
+                <w:szCs w:val="26"/>
+              </w:rPr>
+              <w:t xml:space="preserve"> using </w:t>
+            </w:r>
+            <w:r>
+              <w:rPr>
+                <w:rFonts w:ascii="Times New Roman" w:hAnsi="Times New Roman" w:cs="Times New Roman"/>
+                <w:color w:val="000000" w:themeColor="text1"/>
+                <w:sz w:val="26"/>
+                <w:szCs w:val="26"/>
+              </w:rPr>
+              <w:t>M</w:t>
+            </w:r>
+            <w:r>
+              <w:rPr>
+                <w:rFonts w:ascii="Times New Roman" w:hAnsi="Times New Roman" w:cs="Times New Roman"/>
+                <w:color w:val="000000" w:themeColor="text1"/>
+                <w:sz w:val="26"/>
+                <w:szCs w:val="26"/>
+              </w:rPr>
+              <w:t>eth</w:t>
+            </w:r>
+            <w:r>
+              <w:rPr>
+                <w:rFonts w:ascii="Times New Roman" w:hAnsi="Times New Roman" w:cs="Times New Roman"/>
+                <w:color w:val="000000" w:themeColor="text1"/>
+                <w:sz w:val="26"/>
+                <w:szCs w:val="26"/>
+              </w:rPr>
+              <w:t>ods</w:t>
+            </w:r>
+            <w:r>
+              <w:rPr>
+                <w:rFonts w:ascii="Times New Roman" w:hAnsi="Times New Roman" w:cs="Times New Roman"/>
+                <w:color w:val="000000" w:themeColor="text1"/>
+                <w:sz w:val="26"/>
+                <w:szCs w:val="26"/>
+              </w:rPr>
+              <w:t>.</w:t>
+            </w:r>
           </w:p>
         </w:tc>
       </w:tr>
@@ -1055,7 +1196,7 @@
             <w:tcBorders>
               <w:top w:val="single" w:sz="8" w:space="0" w:color="000000" w:themeColor="text1"/>
               <w:left w:val="single" w:sz="8" w:space="0" w:color="000000" w:themeColor="text1"/>
-              <w:bottom w:val="single" w:sz="8" w:space="0" w:color="000000" w:themeColor="text1"/>
+              <w:bottom w:val="single" w:sz="12" w:space="0" w:color="000000" w:themeColor="text1"/>
               <w:right w:val="single" w:sz="8" w:space="0" w:color="000000" w:themeColor="text1"/>
             </w:tcBorders>
             <w:shd w:val="clear" w:color="auto" w:fill="FFFFFF" w:themeFill="background1"/>
@@ -1113,16 +1254,7 @@
           <w:sz w:val="36"/>
           <w:szCs w:val="36"/>
         </w:rPr>
-        <w:t xml:space="preserve">  </w:t>
-      </w:r>
-      <w:r>
-        <w:rPr>
-          <w:rFonts w:ascii="Britannic Bold" w:hAnsi="Britannic Bold"/>
-          <w:color w:val="000000" w:themeColor="text1"/>
-          <w:sz w:val="36"/>
-          <w:szCs w:val="36"/>
-        </w:rPr>
-        <w:t xml:space="preserve">Submitted On: </w:t>
+        <w:t xml:space="preserve">  Submitted On: </w:t>
       </w:r>
     </w:p>
     <w:p>
@@ -1276,16 +1408,7 @@
           <w:sz w:val="36"/>
           <w:szCs w:val="36"/>
         </w:rPr>
-        <w:t xml:space="preserve">  </w:t>
-      </w:r>
-      <w:r>
-        <w:rPr>
-          <w:rFonts w:ascii="Times New Roman" w:hAnsi="Times New Roman" w:cs="Times New Roman"/>
-          <w:color w:val="000000" w:themeColor="text1"/>
-          <w:sz w:val="36"/>
-          <w:szCs w:val="36"/>
-        </w:rPr>
-        <w:t>_</w:t>
+        <w:t xml:space="preserve">  _</w:t>
       </w:r>
       <w:r>
         <w:rPr>
@@ -1344,6 +1467,235 @@
     </w:sectPr>
   </w:body>
 </w:document>
+</file>
+
+<file path=word/numbering.xml><?xml version="1.0" encoding="utf-8"?>
+<w:numbering xmlns:wpc="http://schemas.microsoft.com/office/word/2010/wordprocessingCanvas" xmlns:cx="http://schemas.microsoft.com/office/drawing/2014/chartex" xmlns:cx1="http://schemas.microsoft.com/office/drawing/2015/9/8/chartex" xmlns:cx2="http://schemas.microsoft.com/office/drawing/2015/10/21/chartex" xmlns:cx3="http://schemas.microsoft.com/office/drawing/2016/5/9/chartex" xmlns:cx4="http://schemas.microsoft.com/office/drawing/2016/5/10/chartex" xmlns:cx5="http://schemas.microsoft.com/office/drawing/2016/5/11/chartex" xmlns:cx6="http://schemas.microsoft.com/office/drawing/2016/5/12/chartex" xmlns:cx7="http://schemas.microsoft.com/office/drawing/2016/5/13/chartex" xmlns:cx8="http://schemas.microsoft.com/office/drawing/2016/5/14/chartex" xmlns:mc="http://schemas.openxmlformats.org/markup-compatibility/2006" xmlns:aink="http://schemas.microsoft.com/office/drawing/2016/ink" xmlns:am3d="http://schemas.microsoft.com/office/drawing/2017/model3d" xmlns:o="urn:schemas-microsoft-com:office:office" xmlns:oel="http://schemas.microsoft.com/office/2019/extlst" xmlns:r="http://schemas.openxmlformats.org/officeDocument/2006/relationships" xmlns:m="http://schemas.openxmlformats.org/officeDocument/2006/math" xmlns:v="urn:schemas-microsoft-com:vml" xmlns:wp14="http://schemas.microsoft.com/office/word/2010/wordprocessingDrawing" xmlns:wp="http://schemas.openxmlformats.org/drawingml/2006/wordprocessingDrawing" xmlns:w10="urn:schemas-microsoft-com:office:word" xmlns:w="http://schemas.openxmlformats.org/wordprocessingml/2006/main" xmlns:w14="http://schemas.microsoft.com/office/word/2010/wordml" xmlns:w15="http://schemas.microsoft.com/office/word/2012/wordml" xmlns:w16cex="http://schemas.microsoft.com/office/word/2018/wordml/cex" xmlns:w16cid="http://schemas.microsoft.com/office/word/2016/wordml/cid" xmlns:w16="http://schemas.microsoft.com/office/word/2018/wordml" xmlns:w16sdtdh="http://schemas.microsoft.com/office/word/2020/wordml/sdtdatahash" xmlns:w16se="http://schemas.microsoft.com/office/word/2015/wordml/symex" xmlns:wpg="http://schemas.microsoft.com/office/word/2010/wordprocessingGroup" xmlns:wpi="http://schemas.microsoft.com/office/word/2010/wordprocessingInk" xmlns:wne="http://schemas.microsoft.com/office/word/2006/wordml" xmlns:wps="http://schemas.microsoft.com/office/word/2010/wordprocessingShape" mc:Ignorable="w14 w15 w16se w16cid w16 w16cex w16sdtdh wp14">
+  <w:abstractNum w:abstractNumId="0" w15:restartNumberingAfterBreak="0">
+    <w:nsid w:val="032D05C9"/>
+    <w:multiLevelType w:val="hybridMultilevel"/>
+    <w:tmpl w:val="EBD25E2A"/>
+    <w:lvl w:ilvl="0" w:tplc="04090017">
+      <w:start w:val="1"/>
+      <w:numFmt w:val="lowerLetter"/>
+      <w:lvlText w:val="%1)"/>
+      <w:lvlJc w:val="left"/>
+      <w:pPr>
+        <w:ind w:left="720" w:hanging="360"/>
+      </w:pPr>
+      <w:rPr>
+        <w:rFonts w:hint="default"/>
+      </w:rPr>
+    </w:lvl>
+    <w:lvl w:ilvl="1" w:tplc="04090019" w:tentative="1">
+      <w:start w:val="1"/>
+      <w:numFmt w:val="lowerLetter"/>
+      <w:lvlText w:val="%2."/>
+      <w:lvlJc w:val="left"/>
+      <w:pPr>
+        <w:ind w:left="1440" w:hanging="360"/>
+      </w:pPr>
+    </w:lvl>
+    <w:lvl w:ilvl="2" w:tplc="0409001B" w:tentative="1">
+      <w:start w:val="1"/>
+      <w:numFmt w:val="lowerRoman"/>
+      <w:lvlText w:val="%3."/>
+      <w:lvlJc w:val="right"/>
+      <w:pPr>
+        <w:ind w:left="2160" w:hanging="180"/>
+      </w:pPr>
+    </w:lvl>
+    <w:lvl w:ilvl="3" w:tplc="0409000F" w:tentative="1">
+      <w:start w:val="1"/>
+      <w:numFmt w:val="decimal"/>
+      <w:lvlText w:val="%4."/>
+      <w:lvlJc w:val="left"/>
+      <w:pPr>
+        <w:ind w:left="2880" w:hanging="360"/>
+      </w:pPr>
+    </w:lvl>
+    <w:lvl w:ilvl="4" w:tplc="04090019" w:tentative="1">
+      <w:start w:val="1"/>
+      <w:numFmt w:val="lowerLetter"/>
+      <w:lvlText w:val="%5."/>
+      <w:lvlJc w:val="left"/>
+      <w:pPr>
+        <w:ind w:left="3600" w:hanging="360"/>
+      </w:pPr>
+    </w:lvl>
+    <w:lvl w:ilvl="5" w:tplc="0409001B" w:tentative="1">
+      <w:start w:val="1"/>
+      <w:numFmt w:val="lowerRoman"/>
+      <w:lvlText w:val="%6."/>
+      <w:lvlJc w:val="right"/>
+      <w:pPr>
+        <w:ind w:left="4320" w:hanging="180"/>
+      </w:pPr>
+    </w:lvl>
+    <w:lvl w:ilvl="6" w:tplc="0409000F" w:tentative="1">
+      <w:start w:val="1"/>
+      <w:numFmt w:val="decimal"/>
+      <w:lvlText w:val="%7."/>
+      <w:lvlJc w:val="left"/>
+      <w:pPr>
+        <w:ind w:left="5040" w:hanging="360"/>
+      </w:pPr>
+    </w:lvl>
+    <w:lvl w:ilvl="7" w:tplc="04090019" w:tentative="1">
+      <w:start w:val="1"/>
+      <w:numFmt w:val="lowerLetter"/>
+      <w:lvlText w:val="%8."/>
+      <w:lvlJc w:val="left"/>
+      <w:pPr>
+        <w:ind w:left="5760" w:hanging="360"/>
+      </w:pPr>
+    </w:lvl>
+    <w:lvl w:ilvl="8" w:tplc="0409001B" w:tentative="1">
+      <w:start w:val="1"/>
+      <w:numFmt w:val="lowerRoman"/>
+      <w:lvlText w:val="%9."/>
+      <w:lvlJc w:val="right"/>
+      <w:pPr>
+        <w:ind w:left="6480" w:hanging="180"/>
+      </w:pPr>
+    </w:lvl>
+  </w:abstractNum>
+  <w:abstractNum w:abstractNumId="1" w15:restartNumberingAfterBreak="0">
+    <w:nsid w:val="081B31E1"/>
+    <w:multiLevelType w:val="hybridMultilevel"/>
+    <w:tmpl w:val="E15AF8AE"/>
+    <w:lvl w:ilvl="0" w:tplc="C6D6B6D0">
+      <w:start w:val="1"/>
+      <w:numFmt w:val="lowerLetter"/>
+      <w:lvlText w:val="%1."/>
+      <w:lvlJc w:val="left"/>
+      <w:pPr>
+        <w:ind w:left="892" w:hanging="360"/>
+      </w:pPr>
+      <w:rPr>
+        <w:rFonts w:ascii="Calibri Light" w:eastAsia="Calibri Light" w:hAnsi="Calibri Light" w:cs="Calibri Light" w:hint="default"/>
+        <w:spacing w:val="-2"/>
+        <w:w w:val="100"/>
+        <w:sz w:val="24"/>
+        <w:szCs w:val="24"/>
+        <w:lang w:val="en-US" w:eastAsia="en-US" w:bidi="en-US"/>
+      </w:rPr>
+    </w:lvl>
+    <w:lvl w:ilvl="1" w:tplc="CD22320A">
+      <w:start w:val="1"/>
+      <w:numFmt w:val="lowerRoman"/>
+      <w:lvlText w:val="%2)"/>
+      <w:lvlJc w:val="left"/>
+      <w:pPr>
+        <w:ind w:left="1252" w:hanging="360"/>
+      </w:pPr>
+      <w:rPr>
+        <w:rFonts w:ascii="Calibri Light" w:eastAsia="Calibri Light" w:hAnsi="Calibri Light" w:cs="Calibri Light" w:hint="default"/>
+        <w:spacing w:val="-3"/>
+        <w:w w:val="100"/>
+        <w:sz w:val="24"/>
+        <w:szCs w:val="24"/>
+        <w:lang w:val="en-US" w:eastAsia="en-US" w:bidi="en-US"/>
+      </w:rPr>
+    </w:lvl>
+    <w:lvl w:ilvl="2" w:tplc="35B26ABA">
+      <w:numFmt w:val="bullet"/>
+      <w:lvlText w:val="•"/>
+      <w:lvlJc w:val="left"/>
+      <w:pPr>
+        <w:ind w:left="2106" w:hanging="360"/>
+      </w:pPr>
+      <w:rPr>
+        <w:lang w:val="en-US" w:eastAsia="en-US" w:bidi="en-US"/>
+      </w:rPr>
+    </w:lvl>
+    <w:lvl w:ilvl="3" w:tplc="BF2EDE5C">
+      <w:numFmt w:val="bullet"/>
+      <w:lvlText w:val="•"/>
+      <w:lvlJc w:val="left"/>
+      <w:pPr>
+        <w:ind w:left="2952" w:hanging="360"/>
+      </w:pPr>
+      <w:rPr>
+        <w:lang w:val="en-US" w:eastAsia="en-US" w:bidi="en-US"/>
+      </w:rPr>
+    </w:lvl>
+    <w:lvl w:ilvl="4" w:tplc="15584066">
+      <w:numFmt w:val="bullet"/>
+      <w:lvlText w:val="•"/>
+      <w:lvlJc w:val="left"/>
+      <w:pPr>
+        <w:ind w:left="3798" w:hanging="360"/>
+      </w:pPr>
+      <w:rPr>
+        <w:lang w:val="en-US" w:eastAsia="en-US" w:bidi="en-US"/>
+      </w:rPr>
+    </w:lvl>
+    <w:lvl w:ilvl="5" w:tplc="D4767182">
+      <w:numFmt w:val="bullet"/>
+      <w:lvlText w:val="•"/>
+      <w:lvlJc w:val="left"/>
+      <w:pPr>
+        <w:ind w:left="4644" w:hanging="360"/>
+      </w:pPr>
+      <w:rPr>
+        <w:lang w:val="en-US" w:eastAsia="en-US" w:bidi="en-US"/>
+      </w:rPr>
+    </w:lvl>
+    <w:lvl w:ilvl="6" w:tplc="27F8C5F8">
+      <w:numFmt w:val="bullet"/>
+      <w:lvlText w:val="•"/>
+      <w:lvlJc w:val="left"/>
+      <w:pPr>
+        <w:ind w:left="5491" w:hanging="360"/>
+      </w:pPr>
+      <w:rPr>
+        <w:lang w:val="en-US" w:eastAsia="en-US" w:bidi="en-US"/>
+      </w:rPr>
+    </w:lvl>
+    <w:lvl w:ilvl="7" w:tplc="77FA54B6">
+      <w:numFmt w:val="bullet"/>
+      <w:lvlText w:val="•"/>
+      <w:lvlJc w:val="left"/>
+      <w:pPr>
+        <w:ind w:left="6337" w:hanging="360"/>
+      </w:pPr>
+      <w:rPr>
+        <w:lang w:val="en-US" w:eastAsia="en-US" w:bidi="en-US"/>
+      </w:rPr>
+    </w:lvl>
+    <w:lvl w:ilvl="8" w:tplc="206404A0">
+      <w:numFmt w:val="bullet"/>
+      <w:lvlText w:val="•"/>
+      <w:lvlJc w:val="left"/>
+      <w:pPr>
+        <w:ind w:left="7183" w:hanging="360"/>
+      </w:pPr>
+      <w:rPr>
+        <w:lang w:val="en-US" w:eastAsia="en-US" w:bidi="en-US"/>
+      </w:rPr>
+    </w:lvl>
+  </w:abstractNum>
+  <w:num w:numId="1" w16cid:durableId="145706845">
+    <w:abstractNumId w:val="0"/>
+  </w:num>
+  <w:num w:numId="2" w16cid:durableId="700597507">
+    <w:abstractNumId w:val="1"/>
+    <w:lvlOverride w:ilvl="0">
+      <w:startOverride w:val="1"/>
+    </w:lvlOverride>
+    <w:lvlOverride w:ilvl="1">
+      <w:startOverride w:val="1"/>
+    </w:lvlOverride>
+    <w:lvlOverride w:ilvl="2"/>
+    <w:lvlOverride w:ilvl="3"/>
+    <w:lvlOverride w:ilvl="4"/>
+    <w:lvlOverride w:ilvl="5"/>
+    <w:lvlOverride w:ilvl="6"/>
+    <w:lvlOverride w:ilvl="7"/>
+    <w:lvlOverride w:ilvl="8"/>
+  </w:num>
+</w:numbering>
 </file>
 
 <file path=word/styles.xml><?xml version="1.0" encoding="utf-8"?>
@@ -1931,6 +2283,23 @@
     <w:uiPriority w:val="99"/>
     <w:rsid w:val="00961E85"/>
   </w:style>
+  <w:style w:type="paragraph" w:customStyle="1" w:styleId="TableParagraph">
+    <w:name w:val="Table Paragraph"/>
+    <w:basedOn w:val="Normal"/>
+    <w:uiPriority w:val="1"/>
+    <w:qFormat/>
+    <w:rsid w:val="004C5B74"/>
+    <w:pPr>
+      <w:widowControl w:val="0"/>
+      <w:autoSpaceDE w:val="0"/>
+      <w:autoSpaceDN w:val="0"/>
+      <w:spacing w:after="0" w:line="240" w:lineRule="auto"/>
+    </w:pPr>
+    <w:rPr>
+      <w:rFonts w:ascii="Calibri Light" w:eastAsia="Calibri Light" w:hAnsi="Calibri Light" w:cs="Calibri Light"/>
+      <w:lang w:bidi="en-US"/>
+    </w:rPr>
+  </w:style>
 </w:styles>
 </file>
 

--- a/Object Oriented Programming/Object Oriented Programming Lab (CSL-210)/Task List.docx
+++ b/Object Oriented Programming/Object Oriented Programming Lab (CSL-210)/Task List.docx
@@ -208,7 +208,7 @@
                                 <w:sz w:val="26"/>
                                 <w:szCs w:val="26"/>
                               </w:rPr>
-                              <w:t>1</w:t>
+                              <w:t>2</w:t>
                             </w:r>
                           </w:p>
                         </w:txbxContent>
@@ -262,7 +262,7 @@
                           <w:sz w:val="26"/>
                           <w:szCs w:val="26"/>
                         </w:rPr>
-                        <w:t>1</w:t>
+                        <w:t>2</w:t>
                       </w:r>
                     </w:p>
                   </w:txbxContent>
@@ -452,7 +452,7 @@
       </w:tr>
       <w:tr>
         <w:trPr>
-          <w:trHeight w:hRule="exact" w:val="360"/>
+          <w:trHeight w:hRule="exact" w:val="659"/>
         </w:trPr>
         <w:tc>
           <w:tcPr>
@@ -514,25 +514,25 @@
                 <w:sz w:val="26"/>
                 <w:szCs w:val="26"/>
               </w:rPr>
-              <w:t>Write a program that prints a mosque,</w:t>
-            </w:r>
-            <w:r>
-              <w:rPr>
-                <w:rFonts w:ascii="Times New Roman" w:hAnsi="Times New Roman" w:cs="Times New Roman"/>
-                <w:color w:val="000000" w:themeColor="text1"/>
-                <w:sz w:val="26"/>
-                <w:szCs w:val="26"/>
-              </w:rPr>
-              <w:t xml:space="preserve"> by using J</w:t>
-            </w:r>
-            <w:r>
-              <w:rPr>
-                <w:rFonts w:ascii="Times New Roman" w:hAnsi="Times New Roman" w:cs="Times New Roman"/>
-                <w:color w:val="000000" w:themeColor="text1"/>
-                <w:sz w:val="26"/>
-                <w:szCs w:val="26"/>
-              </w:rPr>
-              <w:t>AVA</w:t>
+              <w:t>Create a class student which contains the basic data about the student</w:t>
+            </w:r>
+            <w:r>
+              <w:rPr>
+                <w:rFonts w:ascii="Times New Roman" w:hAnsi="Times New Roman" w:cs="Times New Roman"/>
+                <w:color w:val="000000" w:themeColor="text1"/>
+                <w:sz w:val="26"/>
+                <w:szCs w:val="26"/>
+              </w:rPr>
+              <w:t xml:space="preserve"> and ask the student if he/she want to update</w:t>
+            </w:r>
+            <w:r>
+              <w:rPr>
+                <w:rFonts w:ascii="Times New Roman" w:hAnsi="Times New Roman" w:cs="Times New Roman"/>
+                <w:color w:val="000000" w:themeColor="text1"/>
+                <w:sz w:val="26"/>
+                <w:szCs w:val="26"/>
+              </w:rPr>
+              <w:t xml:space="preserve"> and display the updated data</w:t>
             </w:r>
             <w:r>
               <w:rPr>
@@ -548,7 +548,7 @@
       </w:tr>
       <w:tr>
         <w:trPr>
-          <w:trHeight w:hRule="exact" w:val="1352"/>
+          <w:trHeight w:hRule="exact" w:val="722"/>
         </w:trPr>
         <w:tc>
           <w:tcPr>
@@ -614,25 +614,7 @@
                 <w:sz w:val="26"/>
                 <w:szCs w:val="26"/>
               </w:rPr>
-              <w:t>Write a JAVA program, which receives the input of two integer numbers, operation (</w:t>
-            </w:r>
-            <w:r>
-              <w:rPr>
-                <w:rFonts w:ascii="Times New Roman" w:hAnsi="Times New Roman" w:cs="Times New Roman"/>
-                <w:color w:val="000000" w:themeColor="text1"/>
-                <w:sz w:val="26"/>
-                <w:szCs w:val="26"/>
-              </w:rPr>
-              <w:t>+, -, *</w:t>
-            </w:r>
-            <w:r>
-              <w:rPr>
-                <w:rFonts w:ascii="Times New Roman" w:hAnsi="Times New Roman" w:cs="Times New Roman"/>
-                <w:color w:val="000000" w:themeColor="text1"/>
-                <w:sz w:val="26"/>
-                <w:szCs w:val="26"/>
-              </w:rPr>
-              <w:t>,</w:t>
+              <w:t>Create a class “computer” which contains specifications of computer</w:t>
             </w:r>
             <w:r>
               <w:rPr>
@@ -650,7 +632,7 @@
                 <w:sz w:val="26"/>
                 <w:szCs w:val="26"/>
               </w:rPr>
-              <w:t>/,</w:t>
+              <w:t>and ask the student if he/she want to update</w:t>
             </w:r>
             <w:r>
               <w:rPr>
@@ -668,43 +650,16 @@
                 <w:sz w:val="26"/>
                 <w:szCs w:val="26"/>
               </w:rPr>
-              <w:t>%, power, square-</w:t>
-            </w:r>
-            <w:r>
-              <w:rPr>
-                <w:rFonts w:ascii="Times New Roman" w:hAnsi="Times New Roman" w:cs="Times New Roman"/>
-                <w:color w:val="000000" w:themeColor="text1"/>
-                <w:sz w:val="26"/>
-                <w:szCs w:val="26"/>
-              </w:rPr>
-              <w:t>root,</w:t>
-            </w:r>
-            <w:r>
-              <w:rPr>
-                <w:rFonts w:ascii="Times New Roman" w:hAnsi="Times New Roman" w:cs="Times New Roman"/>
-                <w:color w:val="000000" w:themeColor="text1"/>
-                <w:sz w:val="26"/>
-                <w:szCs w:val="26"/>
-              </w:rPr>
-              <w:t xml:space="preserve"> and factorial) and compute </w:t>
-            </w:r>
-            <w:r>
-              <w:rPr>
-                <w:rFonts w:ascii="Times New Roman" w:hAnsi="Times New Roman" w:cs="Times New Roman"/>
-                <w:color w:val="000000" w:themeColor="text1"/>
-                <w:sz w:val="26"/>
-                <w:szCs w:val="26"/>
-              </w:rPr>
-              <w:t>arithmetic</w:t>
-            </w:r>
-            <w:r>
-              <w:rPr>
-                <w:rFonts w:ascii="Times New Roman" w:hAnsi="Times New Roman" w:cs="Times New Roman"/>
-                <w:color w:val="000000" w:themeColor="text1"/>
-                <w:sz w:val="26"/>
-                <w:szCs w:val="26"/>
-              </w:rPr>
-              <w:t xml:space="preserve"> operations. Generate a menu for operations and ask user after every operation if they want to do another.</w:t>
+              <w:t>and display the updated data</w:t>
+            </w:r>
+            <w:r>
+              <w:rPr>
+                <w:rFonts w:ascii="Times New Roman" w:hAnsi="Times New Roman" w:cs="Times New Roman"/>
+                <w:color w:val="000000" w:themeColor="text1"/>
+                <w:sz w:val="26"/>
+                <w:szCs w:val="26"/>
+              </w:rPr>
+              <w:t>.</w:t>
             </w:r>
           </w:p>
         </w:tc>
@@ -760,6 +715,7 @@
           <w:p>
             <w:pPr>
               <w:pStyle w:val="TableParagraph"/>
+              <w:jc w:val="both"/>
               <w:rPr>
                 <w:rFonts w:ascii="Times New Roman" w:hAnsi="Times New Roman" w:cs="Times New Roman"/>
                 <w:color w:val="000000" w:themeColor="text1"/>
@@ -774,7 +730,7 @@
                 <w:sz w:val="26"/>
                 <w:szCs w:val="26"/>
               </w:rPr>
-              <w:t>Make a program in JAVA</w:t>
+              <w:t>Create a class of Employee which contains basic information about an employee</w:t>
             </w:r>
             <w:r>
               <w:rPr>
@@ -792,16 +748,79 @@
                 <w:sz w:val="26"/>
                 <w:szCs w:val="26"/>
               </w:rPr>
-              <w:t>which take</w:t>
-            </w:r>
-            <w:r>
-              <w:rPr>
-                <w:rFonts w:ascii="Times New Roman" w:hAnsi="Times New Roman" w:cs="Times New Roman"/>
-                <w:color w:val="000000" w:themeColor="text1"/>
-                <w:sz w:val="26"/>
-                <w:szCs w:val="26"/>
-              </w:rPr>
-              <w:t>s</w:t>
+              <w:t>i.e.,</w:t>
+            </w:r>
+            <w:r>
+              <w:rPr>
+                <w:rFonts w:ascii="Times New Roman" w:hAnsi="Times New Roman" w:cs="Times New Roman"/>
+                <w:color w:val="000000" w:themeColor="text1"/>
+                <w:sz w:val="26"/>
+                <w:szCs w:val="26"/>
+              </w:rPr>
+              <w:t xml:space="preserve"> Employee</w:t>
+            </w:r>
+            <w:r>
+              <w:rPr>
+                <w:rFonts w:ascii="Times New Roman" w:hAnsi="Times New Roman" w:cs="Times New Roman"/>
+                <w:color w:val="000000" w:themeColor="text1"/>
+                <w:sz w:val="26"/>
+                <w:szCs w:val="26"/>
+              </w:rPr>
+              <w:t xml:space="preserve"> name, father’s </w:t>
+            </w:r>
+            <w:r>
+              <w:rPr>
+                <w:rFonts w:ascii="Times New Roman" w:hAnsi="Times New Roman" w:cs="Times New Roman"/>
+                <w:color w:val="000000" w:themeColor="text1"/>
+                <w:sz w:val="26"/>
+                <w:szCs w:val="26"/>
+              </w:rPr>
+              <w:t>name,</w:t>
+            </w:r>
+            <w:r>
+              <w:rPr>
+                <w:rFonts w:ascii="Times New Roman" w:hAnsi="Times New Roman" w:cs="Times New Roman"/>
+                <w:color w:val="000000" w:themeColor="text1"/>
+                <w:sz w:val="26"/>
+                <w:szCs w:val="26"/>
+              </w:rPr>
+              <w:t xml:space="preserve"> and salary</w:t>
+            </w:r>
+            <w:r>
+              <w:rPr>
+                <w:rFonts w:ascii="Times New Roman" w:hAnsi="Times New Roman" w:cs="Times New Roman"/>
+                <w:color w:val="000000" w:themeColor="text1"/>
+                <w:sz w:val="26"/>
+                <w:szCs w:val="26"/>
+              </w:rPr>
+              <w:t>. T</w:t>
+            </w:r>
+            <w:r>
+              <w:rPr>
+                <w:rFonts w:ascii="Times New Roman" w:hAnsi="Times New Roman" w:cs="Times New Roman"/>
+                <w:color w:val="000000" w:themeColor="text1"/>
+                <w:sz w:val="26"/>
+                <w:szCs w:val="26"/>
+              </w:rPr>
+              <w:t xml:space="preserve">he salary of employees or the </w:t>
+            </w:r>
+            <w:r>
+              <w:rPr>
+                <w:rFonts w:ascii="Times New Roman" w:hAnsi="Times New Roman" w:cs="Times New Roman"/>
+                <w:color w:val="000000" w:themeColor="text1"/>
+                <w:sz w:val="26"/>
+                <w:szCs w:val="26"/>
+              </w:rPr>
+              <w:t>designation of</w:t>
+            </w:r>
+            <w:r>
+              <w:rPr>
+                <w:rFonts w:ascii="Times New Roman" w:hAnsi="Times New Roman" w:cs="Times New Roman"/>
+                <w:color w:val="000000" w:themeColor="text1"/>
+                <w:sz w:val="26"/>
+                <w:szCs w:val="26"/>
+              </w:rPr>
+              <w:t xml:space="preserve"> the employees are being set/updated as per need</w:t>
             </w:r>
             <w:r>
               <w:rPr>
@@ -819,43 +838,7 @@
                 <w:sz w:val="26"/>
                 <w:szCs w:val="26"/>
               </w:rPr>
-              <w:t xml:space="preserve">number </w:t>
-            </w:r>
-            <w:r>
-              <w:rPr>
-                <w:rFonts w:ascii="Times New Roman" w:hAnsi="Times New Roman" w:cs="Times New Roman"/>
-                <w:color w:val="000000" w:themeColor="text1"/>
-                <w:sz w:val="26"/>
-                <w:szCs w:val="26"/>
-              </w:rPr>
-              <w:t xml:space="preserve">of items, price of items and name of items as input from the user and give the discount according to </w:t>
-            </w:r>
-            <w:r>
-              <w:rPr>
-                <w:rFonts w:ascii="Times New Roman" w:hAnsi="Times New Roman" w:cs="Times New Roman"/>
-                <w:color w:val="000000" w:themeColor="text1"/>
-                <w:sz w:val="26"/>
-                <w:szCs w:val="26"/>
-              </w:rPr>
-              <w:t xml:space="preserve">some </w:t>
-            </w:r>
-            <w:r>
-              <w:rPr>
-                <w:rFonts w:ascii="Times New Roman" w:hAnsi="Times New Roman" w:cs="Times New Roman"/>
-                <w:color w:val="000000" w:themeColor="text1"/>
-                <w:sz w:val="26"/>
-                <w:szCs w:val="26"/>
-              </w:rPr>
-              <w:t>given</w:t>
-            </w:r>
-            <w:r>
-              <w:rPr>
-                <w:rFonts w:ascii="Times New Roman" w:hAnsi="Times New Roman" w:cs="Times New Roman"/>
-                <w:color w:val="000000" w:themeColor="text1"/>
-                <w:sz w:val="26"/>
-                <w:szCs w:val="26"/>
-              </w:rPr>
-              <w:t xml:space="preserve"> conditions</w:t>
+              <w:t>and display the updated data</w:t>
             </w:r>
             <w:r>
               <w:rPr>
@@ -866,22 +849,12 @@
               </w:rPr>
               <w:t>.</w:t>
             </w:r>
-          </w:p>
-          <w:p>
-            <w:pPr>
-              <w:rPr>
-                <w:rFonts w:ascii="Times New Roman" w:hAnsi="Times New Roman" w:cs="Times New Roman"/>
-                <w:color w:val="000000" w:themeColor="text1"/>
-                <w:sz w:val="26"/>
-                <w:szCs w:val="26"/>
-              </w:rPr>
-            </w:pPr>
           </w:p>
         </w:tc>
       </w:tr>
       <w:tr>
         <w:trPr>
-          <w:trHeight w:hRule="exact" w:val="632"/>
+          <w:trHeight w:hRule="exact" w:val="902"/>
         </w:trPr>
         <w:tc>
           <w:tcPr>
@@ -934,6 +907,7 @@
                 <w:tab w:val="left" w:pos="1253"/>
               </w:tabs>
               <w:ind w:right="90"/>
+              <w:jc w:val="both"/>
               <w:rPr>
                 <w:rFonts w:ascii="Times New Roman" w:hAnsi="Times New Roman" w:cs="Times New Roman"/>
                 <w:color w:val="000000" w:themeColor="text1"/>
@@ -948,61 +922,34 @@
                 <w:sz w:val="26"/>
                 <w:szCs w:val="26"/>
               </w:rPr>
-              <w:t xml:space="preserve">Write a JAVA program which will implement </w:t>
-            </w:r>
-            <w:r>
-              <w:rPr>
-                <w:rFonts w:ascii="Times New Roman" w:hAnsi="Times New Roman" w:cs="Times New Roman"/>
-                <w:color w:val="000000" w:themeColor="text1"/>
-                <w:sz w:val="26"/>
-                <w:szCs w:val="26"/>
-              </w:rPr>
-              <w:t xml:space="preserve">some </w:t>
-            </w:r>
-            <w:r>
-              <w:rPr>
-                <w:rFonts w:ascii="Times New Roman" w:hAnsi="Times New Roman" w:cs="Times New Roman"/>
-                <w:color w:val="000000" w:themeColor="text1"/>
-                <w:sz w:val="26"/>
-                <w:szCs w:val="26"/>
-              </w:rPr>
-              <w:t>formulae</w:t>
-            </w:r>
-            <w:r>
-              <w:rPr>
-                <w:rFonts w:ascii="Times New Roman" w:hAnsi="Times New Roman" w:cs="Times New Roman"/>
-                <w:color w:val="000000" w:themeColor="text1"/>
-                <w:sz w:val="26"/>
-                <w:szCs w:val="26"/>
-              </w:rPr>
-              <w:t xml:space="preserve"> (</w:t>
-            </w:r>
-            <w:r>
-              <w:rPr>
-                <w:rFonts w:ascii="Times New Roman" w:hAnsi="Times New Roman" w:cs="Times New Roman"/>
-                <w:color w:val="000000" w:themeColor="text1"/>
-                <w:sz w:val="26"/>
-                <w:szCs w:val="26"/>
-              </w:rPr>
-              <w:t>P</w:t>
-            </w:r>
-            <w:r>
-              <w:rPr>
-                <w:rFonts w:ascii="Times New Roman" w:hAnsi="Times New Roman" w:cs="Times New Roman"/>
-                <w:color w:val="000000" w:themeColor="text1"/>
-                <w:sz w:val="26"/>
-                <w:szCs w:val="26"/>
-              </w:rPr>
-              <w:t>ressure in psi</w:t>
-            </w:r>
-            <w:r>
-              <w:rPr>
-                <w:rFonts w:ascii="Times New Roman" w:hAnsi="Times New Roman" w:cs="Times New Roman"/>
-                <w:color w:val="000000" w:themeColor="text1"/>
-                <w:sz w:val="26"/>
-                <w:szCs w:val="26"/>
-              </w:rPr>
-              <w:t>,</w:t>
+              <w:t>Create a class of Automobile which contains specifications of a car</w:t>
+            </w:r>
+            <w:r>
+              <w:rPr>
+                <w:rFonts w:ascii="Times New Roman" w:hAnsi="Times New Roman" w:cs="Times New Roman"/>
+                <w:color w:val="000000" w:themeColor="text1"/>
+                <w:sz w:val="26"/>
+                <w:szCs w:val="26"/>
+              </w:rPr>
+              <w:t>.</w:t>
+            </w:r>
+            <w:r>
+              <w:rPr>
+                <w:rFonts w:ascii="Times New Roman" w:hAnsi="Times New Roman" w:cs="Times New Roman"/>
+                <w:color w:val="000000" w:themeColor="text1"/>
+                <w:sz w:val="26"/>
+                <w:szCs w:val="26"/>
+              </w:rPr>
+              <w:t xml:space="preserve"> The specifications would be </w:t>
+            </w:r>
+            <w:r>
+              <w:rPr>
+                <w:rFonts w:ascii="Times New Roman" w:hAnsi="Times New Roman" w:cs="Times New Roman"/>
+                <w:color w:val="000000" w:themeColor="text1"/>
+                <w:sz w:val="26"/>
+                <w:szCs w:val="26"/>
+              </w:rPr>
+              <w:t>updated according to the need of the user</w:t>
             </w:r>
             <w:r>
               <w:rPr>
@@ -1020,27 +967,107 @@
                 <w:sz w:val="26"/>
                 <w:szCs w:val="26"/>
               </w:rPr>
-              <w:t>Pulley</w:t>
-            </w:r>
-            <w:r>
-              <w:rPr>
-                <w:rFonts w:ascii="Times New Roman" w:hAnsi="Times New Roman" w:cs="Times New Roman"/>
-                <w:color w:val="000000" w:themeColor="text1"/>
-                <w:spacing w:val="-1"/>
+              <w:t>and display the updated data</w:t>
+            </w:r>
+            <w:r>
+              <w:rPr>
+                <w:rFonts w:ascii="Times New Roman" w:hAnsi="Times New Roman" w:cs="Times New Roman"/>
+                <w:color w:val="000000" w:themeColor="text1"/>
+                <w:sz w:val="26"/>
+                <w:szCs w:val="26"/>
+              </w:rPr>
+              <w:t>.</w:t>
+            </w:r>
+          </w:p>
+        </w:tc>
+      </w:tr>
+      <w:tr>
+        <w:trPr>
+          <w:trHeight w:hRule="exact" w:val="713"/>
+        </w:trPr>
+        <w:tc>
+          <w:tcPr>
+            <w:tcW w:w="659" w:type="pct"/>
+            <w:tcBorders>
+              <w:top w:val="single" w:sz="8" w:space="0" w:color="000000" w:themeColor="text1"/>
+              <w:left w:val="single" w:sz="8" w:space="0" w:color="000000" w:themeColor="text1"/>
+              <w:bottom w:val="single" w:sz="8" w:space="0" w:color="000000" w:themeColor="text1"/>
+              <w:right w:val="single" w:sz="8" w:space="0" w:color="000000" w:themeColor="text1"/>
+            </w:tcBorders>
+            <w:shd w:val="clear" w:color="auto" w:fill="FFFFFF" w:themeFill="background1"/>
+            <w:noWrap/>
+          </w:tcPr>
+          <w:p>
+            <w:pPr>
+              <w:jc w:val="center"/>
+              <w:rPr>
+                <w:rFonts w:ascii="Times New Roman" w:hAnsi="Times New Roman" w:cs="Times New Roman"/>
+                <w:color w:val="000000" w:themeColor="text1"/>
+                <w:sz w:val="26"/>
+                <w:szCs w:val="26"/>
+              </w:rPr>
+            </w:pPr>
+            <w:r>
+              <w:rPr>
+                <w:rFonts w:ascii="Times New Roman" w:hAnsi="Times New Roman" w:cs="Times New Roman"/>
+                <w:color w:val="000000" w:themeColor="text1"/>
+                <w:sz w:val="26"/>
+                <w:szCs w:val="26"/>
+              </w:rPr>
+              <w:t>05</w:t>
+            </w:r>
+          </w:p>
+        </w:tc>
+        <w:tc>
+          <w:tcPr>
+            <w:tcW w:w="4341" w:type="pct"/>
+            <w:tcBorders>
+              <w:top w:val="single" w:sz="8" w:space="0" w:color="000000" w:themeColor="text1"/>
+              <w:left w:val="single" w:sz="8" w:space="0" w:color="000000" w:themeColor="text1"/>
+              <w:bottom w:val="single" w:sz="8" w:space="0" w:color="000000" w:themeColor="text1"/>
+              <w:right w:val="single" w:sz="8" w:space="0" w:color="000000" w:themeColor="text1"/>
+            </w:tcBorders>
+            <w:shd w:val="clear" w:color="auto" w:fill="FFFFFF" w:themeFill="background1"/>
+          </w:tcPr>
+          <w:p>
+            <w:pPr>
+              <w:pStyle w:val="DecimalAligned"/>
+              <w:rPr>
+                <w:rFonts w:ascii="Times New Roman" w:hAnsi="Times New Roman" w:cs="Times New Roman"/>
+                <w:color w:val="000000" w:themeColor="text1"/>
+                <w:sz w:val="26"/>
+                <w:szCs w:val="26"/>
+              </w:rPr>
+            </w:pPr>
+            <w:r>
+              <w:rPr>
+                <w:rFonts w:ascii="Times New Roman" w:hAnsi="Times New Roman" w:cs="Times New Roman"/>
+                <w:color w:val="000000" w:themeColor="text1"/>
+                <w:sz w:val="26"/>
+                <w:szCs w:val="26"/>
+              </w:rPr>
+              <w:t>Implement a class Car, that has the characteristics</w:t>
+            </w:r>
+            <w:r>
+              <w:rPr>
+                <w:rFonts w:ascii="Times New Roman" w:hAnsi="Times New Roman" w:cs="Times New Roman"/>
+                <w:color w:val="000000" w:themeColor="text1"/>
                 <w:sz w:val="26"/>
                 <w:szCs w:val="26"/>
               </w:rPr>
               <w:t xml:space="preserve"> </w:t>
             </w:r>
-            <w:r>
-              <w:rPr>
-                <w:rFonts w:ascii="Times New Roman" w:hAnsi="Times New Roman" w:cs="Times New Roman"/>
-                <w:color w:val="000000" w:themeColor="text1"/>
-                <w:sz w:val="26"/>
-                <w:szCs w:val="26"/>
-              </w:rPr>
-              <w:t>formulas</w:t>
-            </w:r>
+            <w:proofErr w:type="spellStart"/>
+            <w:r>
+              <w:rPr>
+                <w:rFonts w:ascii="Times New Roman" w:hAnsi="Times New Roman" w:cs="Times New Roman"/>
+                <w:color w:val="000000" w:themeColor="text1"/>
+                <w:sz w:val="26"/>
+                <w:szCs w:val="26"/>
+              </w:rPr>
+              <w:t>Brandname</w:t>
+            </w:r>
+            <w:proofErr w:type="spellEnd"/>
             <w:r>
               <w:rPr>
                 <w:rFonts w:ascii="Times New Roman" w:hAnsi="Times New Roman" w:cs="Times New Roman"/>
@@ -1050,104 +1077,61 @@
               </w:rPr>
               <w:t xml:space="preserve">, </w:t>
             </w:r>
-            <w:r>
-              <w:rPr>
-                <w:rFonts w:ascii="Times New Roman" w:hAnsi="Times New Roman" w:cs="Times New Roman"/>
-                <w:color w:val="000000" w:themeColor="text1"/>
-                <w:sz w:val="26"/>
-                <w:szCs w:val="26"/>
-              </w:rPr>
-              <w:t>B</w:t>
-            </w:r>
-            <w:r>
-              <w:rPr>
-                <w:rFonts w:ascii="Times New Roman" w:hAnsi="Times New Roman" w:cs="Times New Roman"/>
-                <w:color w:val="000000" w:themeColor="text1"/>
-                <w:sz w:val="26"/>
-                <w:szCs w:val="26"/>
-              </w:rPr>
-              <w:t xml:space="preserve">ody </w:t>
-            </w:r>
-            <w:r>
-              <w:rPr>
-                <w:rFonts w:ascii="Times New Roman" w:hAnsi="Times New Roman" w:cs="Times New Roman"/>
-                <w:color w:val="000000" w:themeColor="text1"/>
-                <w:sz w:val="26"/>
-                <w:szCs w:val="26"/>
-              </w:rPr>
-              <w:t>M</w:t>
-            </w:r>
-            <w:r>
-              <w:rPr>
-                <w:rFonts w:ascii="Times New Roman" w:hAnsi="Times New Roman" w:cs="Times New Roman"/>
-                <w:color w:val="000000" w:themeColor="text1"/>
-                <w:sz w:val="26"/>
-                <w:szCs w:val="26"/>
-              </w:rPr>
-              <w:t xml:space="preserve">ass </w:t>
-            </w:r>
-            <w:r>
-              <w:rPr>
-                <w:rFonts w:ascii="Times New Roman" w:hAnsi="Times New Roman" w:cs="Times New Roman"/>
-                <w:color w:val="000000" w:themeColor="text1"/>
-                <w:sz w:val="26"/>
-                <w:szCs w:val="26"/>
-              </w:rPr>
-              <w:t>I</w:t>
-            </w:r>
-            <w:r>
-              <w:rPr>
-                <w:rFonts w:ascii="Times New Roman" w:hAnsi="Times New Roman" w:cs="Times New Roman"/>
-                <w:color w:val="000000" w:themeColor="text1"/>
-                <w:sz w:val="26"/>
-                <w:szCs w:val="26"/>
-              </w:rPr>
-              <w:t>ndex</w:t>
-            </w:r>
-            <w:r>
-              <w:rPr>
-                <w:rFonts w:ascii="Times New Roman" w:hAnsi="Times New Roman" w:cs="Times New Roman"/>
-                <w:color w:val="000000" w:themeColor="text1"/>
-                <w:sz w:val="26"/>
-                <w:szCs w:val="26"/>
-              </w:rPr>
-              <w:t>)</w:t>
-            </w:r>
-            <w:r>
-              <w:rPr>
-                <w:rFonts w:ascii="Times New Roman" w:hAnsi="Times New Roman" w:cs="Times New Roman"/>
-                <w:color w:val="000000" w:themeColor="text1"/>
-                <w:sz w:val="26"/>
-                <w:szCs w:val="26"/>
-              </w:rPr>
-              <w:t xml:space="preserve"> using </w:t>
-            </w:r>
-            <w:r>
-              <w:rPr>
-                <w:rFonts w:ascii="Times New Roman" w:hAnsi="Times New Roman" w:cs="Times New Roman"/>
-                <w:color w:val="000000" w:themeColor="text1"/>
-                <w:sz w:val="26"/>
-                <w:szCs w:val="26"/>
-              </w:rPr>
-              <w:t>M</w:t>
-            </w:r>
-            <w:r>
-              <w:rPr>
-                <w:rFonts w:ascii="Times New Roman" w:hAnsi="Times New Roman" w:cs="Times New Roman"/>
-                <w:color w:val="000000" w:themeColor="text1"/>
-                <w:sz w:val="26"/>
-                <w:szCs w:val="26"/>
-              </w:rPr>
-              <w:t>eth</w:t>
-            </w:r>
-            <w:r>
-              <w:rPr>
-                <w:rFonts w:ascii="Times New Roman" w:hAnsi="Times New Roman" w:cs="Times New Roman"/>
-                <w:color w:val="000000" w:themeColor="text1"/>
-                <w:sz w:val="26"/>
-                <w:szCs w:val="26"/>
-              </w:rPr>
-              <w:t>ods</w:t>
+            <w:proofErr w:type="spellStart"/>
+            <w:r>
+              <w:rPr>
+                <w:rFonts w:ascii="Times New Roman" w:hAnsi="Times New Roman" w:cs="Times New Roman"/>
+                <w:color w:val="000000" w:themeColor="text1"/>
+                <w:sz w:val="26"/>
+                <w:szCs w:val="26"/>
+              </w:rPr>
+              <w:t>PriceNew</w:t>
+            </w:r>
+            <w:proofErr w:type="spellEnd"/>
+            <w:r>
+              <w:rPr>
+                <w:rFonts w:ascii="Times New Roman" w:hAnsi="Times New Roman" w:cs="Times New Roman"/>
+                <w:color w:val="000000" w:themeColor="text1"/>
+                <w:sz w:val="26"/>
+                <w:szCs w:val="26"/>
+              </w:rPr>
+              <w:t xml:space="preserve">, </w:t>
+            </w:r>
+            <w:r>
+              <w:rPr>
+                <w:rFonts w:ascii="Times New Roman" w:hAnsi="Times New Roman" w:cs="Times New Roman"/>
+                <w:color w:val="000000" w:themeColor="text1"/>
+                <w:sz w:val="26"/>
+                <w:szCs w:val="26"/>
+              </w:rPr>
+              <w:t>Color and Odometer</w:t>
+            </w:r>
+            <w:r>
+              <w:rPr>
+                <w:rFonts w:ascii="Times New Roman" w:hAnsi="Times New Roman" w:cs="Times New Roman"/>
+                <w:color w:val="000000" w:themeColor="text1"/>
+                <w:sz w:val="26"/>
+                <w:szCs w:val="26"/>
+              </w:rPr>
+              <w:t xml:space="preserve"> and </w:t>
+            </w:r>
+            <w:r>
+              <w:rPr>
+                <w:rFonts w:ascii="Times New Roman" w:hAnsi="Times New Roman" w:cs="Times New Roman"/>
+                <w:color w:val="000000" w:themeColor="text1"/>
+                <w:sz w:val="26"/>
+                <w:szCs w:val="26"/>
+              </w:rPr>
+              <w:t>return the price of car after being used according to</w:t>
+            </w:r>
+            <w:r>
+              <w:rPr>
+                <w:rFonts w:ascii="Times New Roman" w:hAnsi="Times New Roman" w:cs="Times New Roman"/>
+                <w:color w:val="000000" w:themeColor="text1"/>
+                <w:sz w:val="26"/>
+                <w:szCs w:val="26"/>
+              </w:rPr>
+              <w:t xml:space="preserve"> given formula</w:t>
             </w:r>
             <w:r>
               <w:rPr>
@@ -1164,7 +1148,7 @@
       <w:tr>
         <w:trPr>
           <w:cnfStyle w:val="010000000000" w:firstRow="0" w:lastRow="1" w:firstColumn="0" w:lastColumn="0" w:oddVBand="0" w:evenVBand="0" w:oddHBand="0" w:evenHBand="0" w:firstRowFirstColumn="0" w:firstRowLastColumn="0" w:lastRowFirstColumn="0" w:lastRowLastColumn="0"/>
-          <w:trHeight w:hRule="exact" w:val="360"/>
+          <w:trHeight w:hRule="exact" w:val="452"/>
         </w:trPr>
         <w:tc>
           <w:tcPr>
@@ -1228,17 +1212,6 @@
     <w:p>
       <w:pPr>
         <w:pStyle w:val="NoSpacing"/>
-        <w:rPr>
-          <w:rFonts w:ascii="Britannic Bold" w:hAnsi="Britannic Bold"/>
-          <w:color w:val="000000" w:themeColor="text1"/>
-          <w:sz w:val="36"/>
-          <w:szCs w:val="36"/>
-        </w:rPr>
-      </w:pPr>
-    </w:p>
-    <w:p>
-      <w:pPr>
-        <w:pStyle w:val="NoSpacing"/>
         <w:jc w:val="center"/>
         <w:rPr>
           <w:rFonts w:ascii="Britannic Bold" w:hAnsi="Britannic Bold"/>
@@ -1279,13 +1252,13 @@
         <mc:AlternateContent>
           <mc:Choice Requires="wps">
             <w:drawing>
-              <wp:anchor distT="0" distB="0" distL="114300" distR="114300" simplePos="0" relativeHeight="251660288" behindDoc="0" locked="0" layoutInCell="1" allowOverlap="1" wp14:anchorId="5309ADD1" wp14:editId="3DB3C6B8">
+              <wp:anchor distT="0" distB="0" distL="114300" distR="114300" simplePos="0" relativeHeight="251660288" behindDoc="0" locked="0" layoutInCell="1" allowOverlap="1" wp14:anchorId="5309ADD1" wp14:editId="2C767E3C">
                 <wp:simplePos x="0" y="0"/>
                 <wp:positionH relativeFrom="column">
-                  <wp:posOffset>2546350</wp:posOffset>
+                  <wp:posOffset>2387600</wp:posOffset>
                 </wp:positionH>
                 <wp:positionV relativeFrom="paragraph">
-                  <wp:posOffset>8890</wp:posOffset>
+                  <wp:posOffset>2540</wp:posOffset>
                 </wp:positionV>
                 <wp:extent cx="1225550" cy="254000"/>
                 <wp:effectExtent l="0" t="0" r="0" b="0"/>
@@ -1322,13 +1295,25 @@
                               <w:rPr>
                                 <w:rFonts w:ascii="Britannic Bold" w:hAnsi="Britannic Bold"/>
                               </w:rPr>
+                              <w:t>07</w:t>
+                            </w:r>
+                            <w:r>
+                              <w:rPr>
+                                <w:rFonts w:ascii="Britannic Bold" w:hAnsi="Britannic Bold"/>
+                              </w:rPr>
                               <w:t>/</w:t>
                             </w:r>
                             <w:r>
                               <w:rPr>
                                 <w:rFonts w:ascii="Britannic Bold" w:hAnsi="Britannic Bold"/>
                               </w:rPr>
-                              <w:t>02</w:t>
+                              <w:t>0</w:t>
+                            </w:r>
+                            <w:r>
+                              <w:rPr>
+                                <w:rFonts w:ascii="Britannic Bold" w:hAnsi="Britannic Bold"/>
+                              </w:rPr>
+                              <w:t>3</w:t>
                             </w:r>
                             <w:r>
                               <w:rPr>
@@ -1359,7 +1344,7 @@
           </mc:Choice>
           <mc:Fallback>
             <w:pict>
-              <v:shape w14:anchorId="5309ADD1" id="Text Box 4" o:spid="_x0000_s1027" type="#_x0000_t202" style="position:absolute;left:0;text-align:left;margin-left:200.5pt;margin-top:.7pt;width:96.5pt;height:20pt;z-index:251660288;visibility:visible;mso-wrap-style:square;mso-wrap-distance-left:9pt;mso-wrap-distance-top:0;mso-wrap-distance-right:9pt;mso-wrap-distance-bottom:0;mso-position-horizontal:absolute;mso-position-horizontal-relative:text;mso-position-vertical:absolute;mso-position-vertical-relative:text;v-text-anchor:top" o:gfxdata="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" filled="f" stroked="f" strokeweight=".5pt">
+              <v:shape w14:anchorId="5309ADD1" id="Text Box 4" o:spid="_x0000_s1027" type="#_x0000_t202" style="position:absolute;left:0;text-align:left;margin-left:188pt;margin-top:.2pt;width:96.5pt;height:20pt;z-index:251660288;visibility:visible;mso-wrap-style:square;mso-wrap-distance-left:9pt;mso-wrap-distance-top:0;mso-wrap-distance-right:9pt;mso-wrap-distance-bottom:0;mso-position-horizontal:absolute;mso-position-horizontal-relative:text;mso-position-vertical:absolute;mso-position-vertical-relative:text;v-text-anchor:top" o:gfxdata="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" filled="f" stroked="f" strokeweight=".5pt">
                 <v:textbox>
                   <w:txbxContent>
                     <w:p>
@@ -1373,13 +1358,25 @@
                         <w:rPr>
                           <w:rFonts w:ascii="Britannic Bold" w:hAnsi="Britannic Bold"/>
                         </w:rPr>
+                        <w:t>07</w:t>
+                      </w:r>
+                      <w:r>
+                        <w:rPr>
+                          <w:rFonts w:ascii="Britannic Bold" w:hAnsi="Britannic Bold"/>
+                        </w:rPr>
                         <w:t>/</w:t>
                       </w:r>
                       <w:r>
                         <w:rPr>
                           <w:rFonts w:ascii="Britannic Bold" w:hAnsi="Britannic Bold"/>
                         </w:rPr>
-                        <w:t>02</w:t>
+                        <w:t>0</w:t>
+                      </w:r>
+                      <w:r>
+                        <w:rPr>
+                          <w:rFonts w:ascii="Britannic Bold" w:hAnsi="Britannic Bold"/>
+                        </w:rPr>
+                        <w:t>3</w:t>
                       </w:r>
                       <w:r>
                         <w:rPr>
@@ -1440,6 +1437,7 @@
     </w:p>
     <w:p>
       <w:pPr>
+        <w:spacing w:after="0"/>
         <w:jc w:val="center"/>
         <w:rPr>
           <w:color w:val="000000" w:themeColor="text1"/>

--- a/Object Oriented Programming/Object Oriented Programming Lab (CSL-210)/Task List.docx
+++ b/Object Oriented Programming/Object Oriented Programming Lab (CSL-210)/Task List.docx
@@ -208,7 +208,7 @@
                                 <w:sz w:val="26"/>
                                 <w:szCs w:val="26"/>
                               </w:rPr>
-                              <w:t>2</w:t>
+                              <w:t>3</w:t>
                             </w:r>
                           </w:p>
                         </w:txbxContent>
@@ -262,7 +262,7 @@
                           <w:sz w:val="26"/>
                           <w:szCs w:val="26"/>
                         </w:rPr>
-                        <w:t>2</w:t>
+                        <w:t>3</w:t>
                       </w:r>
                     </w:p>
                   </w:txbxContent>
@@ -623,34 +623,16 @@
                 <w:sz w:val="26"/>
                 <w:szCs w:val="26"/>
               </w:rPr>
-              <w:t xml:space="preserve"> </w:t>
-            </w:r>
-            <w:r>
-              <w:rPr>
-                <w:rFonts w:ascii="Times New Roman" w:hAnsi="Times New Roman" w:cs="Times New Roman"/>
-                <w:color w:val="000000" w:themeColor="text1"/>
-                <w:sz w:val="26"/>
-                <w:szCs w:val="26"/>
-              </w:rPr>
-              <w:t>and ask the student if he/she want to update</w:t>
-            </w:r>
-            <w:r>
-              <w:rPr>
-                <w:rFonts w:ascii="Times New Roman" w:hAnsi="Times New Roman" w:cs="Times New Roman"/>
-                <w:color w:val="000000" w:themeColor="text1"/>
-                <w:sz w:val="26"/>
-                <w:szCs w:val="26"/>
-              </w:rPr>
-              <w:t xml:space="preserve"> </w:t>
-            </w:r>
-            <w:r>
-              <w:rPr>
-                <w:rFonts w:ascii="Times New Roman" w:hAnsi="Times New Roman" w:cs="Times New Roman"/>
-                <w:color w:val="000000" w:themeColor="text1"/>
-                <w:sz w:val="26"/>
-                <w:szCs w:val="26"/>
-              </w:rPr>
-              <w:t>and display the updated data</w:t>
+              <w:t xml:space="preserve"> and ask the student if he/she want to update</w:t>
+            </w:r>
+            <w:r>
+              <w:rPr>
+                <w:rFonts w:ascii="Times New Roman" w:hAnsi="Times New Roman" w:cs="Times New Roman"/>
+                <w:color w:val="000000" w:themeColor="text1"/>
+                <w:sz w:val="26"/>
+                <w:szCs w:val="26"/>
+              </w:rPr>
+              <w:t xml:space="preserve"> and display the updated data</w:t>
             </w:r>
             <w:r>
               <w:rPr>
@@ -757,16 +739,7 @@
                 <w:sz w:val="26"/>
                 <w:szCs w:val="26"/>
               </w:rPr>
-              <w:t xml:space="preserve"> Employee</w:t>
-            </w:r>
-            <w:r>
-              <w:rPr>
-                <w:rFonts w:ascii="Times New Roman" w:hAnsi="Times New Roman" w:cs="Times New Roman"/>
-                <w:color w:val="000000" w:themeColor="text1"/>
-                <w:sz w:val="26"/>
-                <w:szCs w:val="26"/>
-              </w:rPr>
-              <w:t xml:space="preserve"> name, father’s </w:t>
+              <w:t xml:space="preserve"> Employee name, father’s </w:t>
             </w:r>
             <w:r>
               <w:rPr>
@@ -793,16 +766,7 @@
                 <w:sz w:val="26"/>
                 <w:szCs w:val="26"/>
               </w:rPr>
-              <w:t>. T</w:t>
-            </w:r>
-            <w:r>
-              <w:rPr>
-                <w:rFonts w:ascii="Times New Roman" w:hAnsi="Times New Roman" w:cs="Times New Roman"/>
-                <w:color w:val="000000" w:themeColor="text1"/>
-                <w:sz w:val="26"/>
-                <w:szCs w:val="26"/>
-              </w:rPr>
-              <w:t xml:space="preserve">he salary of employees or the </w:t>
+              <w:t xml:space="preserve">. The salary of employees or the </w:t>
             </w:r>
             <w:r>
               <w:rPr>
@@ -829,16 +793,7 @@
                 <w:sz w:val="26"/>
                 <w:szCs w:val="26"/>
               </w:rPr>
-              <w:t xml:space="preserve"> </w:t>
-            </w:r>
-            <w:r>
-              <w:rPr>
-                <w:rFonts w:ascii="Times New Roman" w:hAnsi="Times New Roman" w:cs="Times New Roman"/>
-                <w:color w:val="000000" w:themeColor="text1"/>
-                <w:sz w:val="26"/>
-                <w:szCs w:val="26"/>
-              </w:rPr>
-              <w:t>and display the updated data</w:t>
+              <w:t xml:space="preserve"> and display the updated data</w:t>
             </w:r>
             <w:r>
               <w:rPr>
@@ -922,52 +877,25 @@
                 <w:sz w:val="26"/>
                 <w:szCs w:val="26"/>
               </w:rPr>
-              <w:t>Create a class of Automobile which contains specifications of a car</w:t>
-            </w:r>
-            <w:r>
-              <w:rPr>
-                <w:rFonts w:ascii="Times New Roman" w:hAnsi="Times New Roman" w:cs="Times New Roman"/>
-                <w:color w:val="000000" w:themeColor="text1"/>
-                <w:sz w:val="26"/>
-                <w:szCs w:val="26"/>
-              </w:rPr>
-              <w:t>.</w:t>
-            </w:r>
-            <w:r>
-              <w:rPr>
-                <w:rFonts w:ascii="Times New Roman" w:hAnsi="Times New Roman" w:cs="Times New Roman"/>
-                <w:color w:val="000000" w:themeColor="text1"/>
-                <w:sz w:val="26"/>
-                <w:szCs w:val="26"/>
-              </w:rPr>
-              <w:t xml:space="preserve"> The specifications would be </w:t>
-            </w:r>
-            <w:r>
-              <w:rPr>
-                <w:rFonts w:ascii="Times New Roman" w:hAnsi="Times New Roman" w:cs="Times New Roman"/>
-                <w:color w:val="000000" w:themeColor="text1"/>
-                <w:sz w:val="26"/>
-                <w:szCs w:val="26"/>
-              </w:rPr>
-              <w:t>updated according to the need of the user</w:t>
-            </w:r>
-            <w:r>
-              <w:rPr>
-                <w:rFonts w:ascii="Times New Roman" w:hAnsi="Times New Roman" w:cs="Times New Roman"/>
-                <w:color w:val="000000" w:themeColor="text1"/>
-                <w:sz w:val="26"/>
-                <w:szCs w:val="26"/>
-              </w:rPr>
-              <w:t xml:space="preserve"> </w:t>
-            </w:r>
-            <w:r>
-              <w:rPr>
-                <w:rFonts w:ascii="Times New Roman" w:hAnsi="Times New Roman" w:cs="Times New Roman"/>
-                <w:color w:val="000000" w:themeColor="text1"/>
-                <w:sz w:val="26"/>
-                <w:szCs w:val="26"/>
-              </w:rPr>
-              <w:t>and display the updated data</w:t>
+              <w:t>Create a class of Automobile which contains specifications of a car.</w:t>
+            </w:r>
+            <w:r>
+              <w:rPr>
+                <w:rFonts w:ascii="Times New Roman" w:hAnsi="Times New Roman" w:cs="Times New Roman"/>
+                <w:color w:val="000000" w:themeColor="text1"/>
+                <w:sz w:val="26"/>
+                <w:szCs w:val="26"/>
+              </w:rPr>
+              <w:t xml:space="preserve"> The specifications would be updated according to the need of the user</w:t>
+            </w:r>
+            <w:r>
+              <w:rPr>
+                <w:rFonts w:ascii="Times New Roman" w:hAnsi="Times New Roman" w:cs="Times New Roman"/>
+                <w:color w:val="000000" w:themeColor="text1"/>
+                <w:sz w:val="26"/>
+                <w:szCs w:val="26"/>
+              </w:rPr>
+              <w:t xml:space="preserve"> and display the updated data</w:t>
             </w:r>
             <w:r>
               <w:rPr>
@@ -1046,92 +974,16 @@
                 <w:sz w:val="26"/>
                 <w:szCs w:val="26"/>
               </w:rPr>
-              <w:t>Implement a class Car, that has the characteristics</w:t>
-            </w:r>
-            <w:r>
-              <w:rPr>
-                <w:rFonts w:ascii="Times New Roman" w:hAnsi="Times New Roman" w:cs="Times New Roman"/>
-                <w:color w:val="000000" w:themeColor="text1"/>
-                <w:sz w:val="26"/>
-                <w:szCs w:val="26"/>
-              </w:rPr>
-              <w:t xml:space="preserve"> </w:t>
-            </w:r>
-            <w:proofErr w:type="spellStart"/>
-            <w:r>
-              <w:rPr>
-                <w:rFonts w:ascii="Times New Roman" w:hAnsi="Times New Roman" w:cs="Times New Roman"/>
-                <w:color w:val="000000" w:themeColor="text1"/>
-                <w:sz w:val="26"/>
-                <w:szCs w:val="26"/>
-              </w:rPr>
-              <w:t>Brandname</w:t>
-            </w:r>
-            <w:proofErr w:type="spellEnd"/>
-            <w:r>
-              <w:rPr>
-                <w:rFonts w:ascii="Times New Roman" w:hAnsi="Times New Roman" w:cs="Times New Roman"/>
-                <w:color w:val="000000" w:themeColor="text1"/>
-                <w:sz w:val="26"/>
-                <w:szCs w:val="26"/>
-              </w:rPr>
-              <w:t xml:space="preserve">, </w:t>
-            </w:r>
-            <w:proofErr w:type="spellStart"/>
-            <w:r>
-              <w:rPr>
-                <w:rFonts w:ascii="Times New Roman" w:hAnsi="Times New Roman" w:cs="Times New Roman"/>
-                <w:color w:val="000000" w:themeColor="text1"/>
-                <w:sz w:val="26"/>
-                <w:szCs w:val="26"/>
-              </w:rPr>
-              <w:t>PriceNew</w:t>
-            </w:r>
-            <w:proofErr w:type="spellEnd"/>
-            <w:r>
-              <w:rPr>
-                <w:rFonts w:ascii="Times New Roman" w:hAnsi="Times New Roman" w:cs="Times New Roman"/>
-                <w:color w:val="000000" w:themeColor="text1"/>
-                <w:sz w:val="26"/>
-                <w:szCs w:val="26"/>
-              </w:rPr>
-              <w:t xml:space="preserve">, </w:t>
-            </w:r>
-            <w:r>
-              <w:rPr>
-                <w:rFonts w:ascii="Times New Roman" w:hAnsi="Times New Roman" w:cs="Times New Roman"/>
-                <w:color w:val="000000" w:themeColor="text1"/>
-                <w:sz w:val="26"/>
-                <w:szCs w:val="26"/>
-              </w:rPr>
-              <w:t>Color and Odometer</w:t>
-            </w:r>
-            <w:r>
-              <w:rPr>
-                <w:rFonts w:ascii="Times New Roman" w:hAnsi="Times New Roman" w:cs="Times New Roman"/>
-                <w:color w:val="000000" w:themeColor="text1"/>
-                <w:sz w:val="26"/>
-                <w:szCs w:val="26"/>
-              </w:rPr>
-              <w:t xml:space="preserve"> and </w:t>
-            </w:r>
-            <w:r>
-              <w:rPr>
-                <w:rFonts w:ascii="Times New Roman" w:hAnsi="Times New Roman" w:cs="Times New Roman"/>
-                <w:color w:val="000000" w:themeColor="text1"/>
-                <w:sz w:val="26"/>
-                <w:szCs w:val="26"/>
-              </w:rPr>
-              <w:t>return the price of car after being used according to</w:t>
-            </w:r>
-            <w:r>
-              <w:rPr>
-                <w:rFonts w:ascii="Times New Roman" w:hAnsi="Times New Roman" w:cs="Times New Roman"/>
-                <w:color w:val="000000" w:themeColor="text1"/>
-                <w:sz w:val="26"/>
-                <w:szCs w:val="26"/>
-              </w:rPr>
-              <w:t xml:space="preserve"> given formula</w:t>
+              <w:t>Implement a class Car, that has the characteristics Brandname, PriceNew, Color and Odometer</w:t>
+            </w:r>
+            <w:r>
+              <w:rPr>
+                <w:rFonts w:ascii="Times New Roman" w:hAnsi="Times New Roman" w:cs="Times New Roman"/>
+                <w:color w:val="000000" w:themeColor="text1"/>
+                <w:sz w:val="26"/>
+                <w:szCs w:val="26"/>
+              </w:rPr>
+              <w:t xml:space="preserve"> and return the price of car after being used according to given formula</w:t>
             </w:r>
             <w:r>
               <w:rPr>
@@ -1295,7 +1147,7 @@
                               <w:rPr>
                                 <w:rFonts w:ascii="Britannic Bold" w:hAnsi="Britannic Bold"/>
                               </w:rPr>
-                              <w:t>07</w:t>
+                              <w:t>14</w:t>
                             </w:r>
                             <w:r>
                               <w:rPr>
@@ -1358,7 +1210,7 @@
                         <w:rPr>
                           <w:rFonts w:ascii="Britannic Bold" w:hAnsi="Britannic Bold"/>
                         </w:rPr>
-                        <w:t>07</w:t>
+                        <w:t>14</w:t>
                       </w:r>
                       <w:r>
                         <w:rPr>
